--- a/docs/Crossdating_IDM_Technical_Note.docx
+++ b/docs/Crossdating_IDM_Technical_Note.docx
@@ -27,7 +27,7 @@
           <w:color w:val="000000"/>
           <w:sz w:val="44"/>
         </w:rPr>
-        <w:t>Crossdating IDM: an auditable desktop workbench for tree-ring crossdating and COFECHA-informed diagnosis</w:t>
+        <w:t>Crossdating IDM: a desktop application for auditable ring-width editing and COFECHA-linked crossdating review</w:t>
       </w:r>
     </w:p>
     <w:p>
@@ -121,7 +121,7 @@
           <w:color w:val="595959"/>
           <w:sz w:val="20"/>
         </w:rPr>
-        <w:t xml:space="preserve">Version: </w:t>
+        <w:t xml:space="preserve">Manuscript status: </w:t>
       </w:r>
       <w:r>
         <w:rPr>
@@ -129,7 +129,7 @@
           <w:color w:val="595959"/>
           <w:sz w:val="20"/>
         </w:rPr>
-        <w:t>Draft prepared from the Crossdating IDM codebase on 26 June 2026.</w:t>
+        <w:t>Code-based technical-note draft prepared on 26 June 2026. Author, repository, licence, and archival details must be completed before submission.</w:t>
       </w:r>
     </w:p>
     <w:p>
@@ -156,7 +156,7 @@
           <w:color w:val="000000"/>
           <w:sz w:val="22"/>
         </w:rPr>
-        <w:t>Reliable crossdating depends on preserving the original measurement record while making potential dating problems visible, inspectable, and reversible. Crossdating IDM is a desktop application for working with tree-ring width (RWL) data in a single auditable workspace. The software imports and detects several RWL representations, maintains a raw baseline alongside editable working data, and provides a year-by-width grid, multi-series chart, text editing, undo/redo, and an operation log. It distinguishes a manual visual reference chronology from a COFECHA-pass dynamic reference. The latter is derived only from series without COFECHA PART 6 A flags and is formed through spline detrending, ring-width indexing, autoregressive prewhitening, transformation, yearly aggregation, and final standardization. An internal diagnostic engine combines global sliding comparison, segmented correlation and lag inspection, constrained local edit alignment, and ranked candidate evaluation to suggest missing-ring, false-ring, whole-series shift, or partial-range shift checks. Suggestions are never applied automatically: users must accept one constrained edit at a time, after which the software invalidates prior suggestions and reruns the diagnosis. COFECHA is executed as a sidecar process against the current working RWL, and its VERYCOF.OUT output is retained for review and can be mirrored next to the source file. Repository validation on eight paired raw/crossdated sample sites, synthetic edit scenarios, dynamic-reference checks, and workspace-window smoke tests completed successfully. Crossdating IDM is intended as decision-support software; final crossdating remains a specialist judgement supported by external COFECHA verification and independent inspection.</w:t>
+        <w:t>Tree-ring crossdating commonly requires repeated movement between ring-width files, visual comparison, corrective editing, and external quality-control software. This separation can obscure which data were analysed, which correction was accepted, and why it was made. Here we present Crossdating IDM, a Tauri desktop application for traceable handling of ring-width list (RWL) data and COFECHA-linked crossdating review. The application imports Tucson, Compact, CSV, Heidelberg, and TRiDaS representations; it maintains raw and working copies of the loaded data; and it provides grid, text, and chart-based editing with undo/redo, deletion markers, and operation logging. COFECHA runs as a packaged sidecar against the current working RWL. The resulting VERYCOF.OUT file is parsed for summary statistics, master-series values, potential problem blocks, and per-series diagnostics. The current implementation uses the COFECHA PART 3 master dating series as its dynamic analytical reference, while PART 6 A flags define the series retained as candidate inspection targets. An internal Web Worker evaluates bounded global lags, segmented correlation and lag patterns, and constrained local edit alternatives. It returns inspectable suggestions for a missing ring, false ring, whole-series movement, or partial-range movement; no suggestion is applied without explicit user action. A separate Rust implementation provides optional Bayesian MCMC start-year analysis against the dynamic reference. Build, synthetic regression, workspace, and reference checks completed successfully. A sidecar validation of eight supplied crossdated datasets returned zero COFECHA A/problem flags for seven datasets and one residual flag for EBD. Crossdating IDM is therefore presented as an auditable decision-support environment, not as a replacement for expert crossdating or COFECHA interpretation.</w:t>
       </w:r>
     </w:p>
     <w:p>
@@ -178,7 +178,7 @@
           <w:color w:val="000000"/>
           <w:sz w:val="21"/>
         </w:rPr>
-        <w:t>dendrochronology; crossdating; tree-ring widths; RWL; COFECHA; quality control; audit trail; desktop software</w:t>
+        <w:t>dendrochronology; crossdating; ring-width list; COFECHA; tree-ring data; desktop application; audit trail; Bayesian dating</w:t>
       </w:r>
     </w:p>
     <w:p>
@@ -197,7 +197,7 @@
           <w:color w:val="000000"/>
           <w:sz w:val="22"/>
         </w:rPr>
-        <w:t>Crossdating assigns each ring in a measured series to its calendar year by comparing the year-to-year pattern of ring widths with other series or an established chronology. Classical computer-assisted approaches slide one series across another and assess correlation or related statistics across valid overlap positions (Baillie and Pilcher, 1973). Subsequent tools added segmented quality control, making it easier to find local regions that require inspection (Holmes, 1983; Grissino-Mayer, 2001). Yet a high-scoring offset is not itself a crossdating decision: missing rings, false rings, local measurement issues, and low common signal can all complicate interpretation.</w:t>
+        <w:t>The reliability of dendrochronological inference depends on accurate measurements, defensible crossdating, and the ability to reconstruct how a chronology was revised. Computer-assisted crossdating has long used correlation-based comparison across alternative offsets (Baillie and Pilcher, 1973), while COFECHA introduced segment-based quality control to help identify portions of a series that merit inspection (Holmes, 1983; Grissino-Mayer, 2001). These tools remain central to practice, but the practical work between an initial warning and an accepted correction can still involve separate file editors, charting environments, scripts, and repeated external program runs.</w:t>
       </w:r>
     </w:p>
     <w:p>
@@ -208,7 +208,7 @@
           <w:color w:val="000000"/>
           <w:sz w:val="22"/>
         </w:rPr>
-        <w:t>Many software workflows separate file preparation, visual inspection, data editing, automated screening, and COFECHA validation. That separation can make the reason for a correction difficult to reconstruct, and it can leave a later analyst unsure whether a result came from the original measurements or from a modified working copy. Crossdating IDM was developed as a desktop workbench that keeps those activities connected while retaining the original data, the edit history, and the external COFECHA output.</w:t>
+        <w:t>This fragmentation creates an operational problem rather than merely an interface inconvenience. A corrected series can be separated from its input file, an analysis can be run on an outdated working copy, and a later reviewer can be left without the local evidence that motivated a change. The problem becomes more acute when the interpretation involves a possible missing ring, false ring, or a range-specific displacement rather than a simple whole-series offset.</w:t>
       </w:r>
     </w:p>
     <w:p>
@@ -219,7 +219,7 @@
           <w:color w:val="000000"/>
           <w:sz w:val="22"/>
         </w:rPr>
-        <w:t>The program does not introduce an unconstrained automatic dating procedure. Instead, it combines several established computational ideas into an auditable review workflow: sliding comparison, segment-level lag inspection, constrained edit alignment, and relative candidate ranking (Baillie and Pilcher, 1973; Van Deusen, 1990; Wenk, 2003; Hassan et al., 2019). Its purpose is to focus expert attention on plausible locations and limited, interpretable corrections.</w:t>
+        <w:t>Crossdating IDM was developed as a single desktop workspace for the RWL portion of this workflow. The central contribution is not a claim to automate crossdating. Instead, the application couples explicit data state, limited editing operations, visual comparison, COFECHA execution, and evidence-preserving diagnostic suggestions. Its diagnostic components draw on familiar crossdating ideas: sliding alignment, segmented inspection, constrained edit alignment, and probabilistic ranking (Baillie and Pilcher, 1973; Van Deusen, 1990; Wenk, 2003; Hassan et al., 2019). Every proposed change remains subject to specialist review.</w:t>
       </w:r>
     </w:p>
     <w:p>
@@ -227,7 +227,7 @@
         <w:pStyle w:val="Heading1"/>
       </w:pPr>
       <w:r>
-        <w:t>2. Software architecture and RWL workflow</w:t>
+        <w:t>2. System overview and architecture</w:t>
       </w:r>
     </w:p>
     <w:p>
@@ -238,39 +238,7 @@
           <w:color w:val="000000"/>
           <w:sz w:val="22"/>
         </w:rPr>
-        <w:t xml:space="preserve">Crossdating IDM is a Tauri 2 desktop application with a React 18 and TypeScript front end. Tauri provides native file-dialog, file-system, process, and window capabilities; the Rust layer registers the small set of commands that must run outside the WebView. The application state and user workflow are orchestrated in </w:t>
-      </w:r>
-      <w:r>
-        <w:rPr>
-          <w:rFonts w:ascii="Calibri" w:hAnsi="Calibri"/>
-          <w:color w:val="1F4D78"/>
-          <w:sz w:val="20"/>
-        </w:rPr>
-        <w:t>src/pages/Home.tsx</w:t>
-      </w:r>
-      <w:r>
-        <w:rPr>
-          <w:rFonts w:ascii="Calibri" w:hAnsi="Calibri"/>
-          <w:color w:val="000000"/>
-          <w:sz w:val="22"/>
-        </w:rPr>
-        <w:t xml:space="preserve"> and </w:t>
-      </w:r>
-      <w:r>
-        <w:rPr>
-          <w:rFonts w:ascii="Calibri" w:hAnsi="Calibri"/>
-          <w:color w:val="1F4D78"/>
-          <w:sz w:val="20"/>
-        </w:rPr>
-        <w:t>src/pages/home/useHomeWorkspace.ts</w:t>
-      </w:r>
-      <w:r>
-        <w:rPr>
-          <w:rFonts w:ascii="Calibri" w:hAnsi="Calibri"/>
-          <w:color w:val="000000"/>
-          <w:sz w:val="22"/>
-        </w:rPr>
-        <w:t>. Domain functions are separated into RWL parsing and editing, reference chronology construction, diagnostic analysis, COFECHA output formatting, and service modules.</w:t>
+        <w:t>Crossdating IDM is implemented as a Tauri 2 application with a React 18 and TypeScript front end. The desktop layer supplies file-system access, native dialogs, sidecar execution, and a small Rust command surface. The front end separates page-level workflow state, domain functions, reusable components, and external services. This structure allows the user interface to express an action while the domain layer retains responsibility for editing, serialization, derived data, and diagnostic analysis.</w:t>
       </w:r>
     </w:p>
     <w:p>
@@ -281,50 +249,7 @@
           <w:color w:val="000000"/>
           <w:sz w:val="22"/>
         </w:rPr>
-        <w:t xml:space="preserve">Opening an RWL file begins with text I/O in </w:t>
-      </w:r>
-      <w:r>
-        <w:rPr>
-          <w:rFonts w:ascii="Calibri" w:hAnsi="Calibri"/>
-          <w:color w:val="1F4D78"/>
-          <w:sz w:val="20"/>
-        </w:rPr>
-        <w:t>src/services/fs/io.ts</w:t>
-      </w:r>
-      <w:r>
-        <w:rPr>
-          <w:rFonts w:ascii="Calibri" w:hAnsi="Calibri"/>
-          <w:color w:val="000000"/>
-          <w:sz w:val="22"/>
-        </w:rPr>
-        <w:t xml:space="preserve">. </w:t>
-      </w:r>
-      <w:r>
-        <w:rPr>
-          <w:rFonts w:ascii="Calibri" w:hAnsi="Calibri"/>
-          <w:color w:val="1F4D78"/>
-          <w:sz w:val="20"/>
-        </w:rPr>
-        <w:t>src/features/rwl/index.ts</w:t>
-      </w:r>
-      <w:r>
-        <w:rPr>
-          <w:rFonts w:ascii="Calibri" w:hAnsi="Calibri"/>
-          <w:color w:val="000000"/>
-          <w:sz w:val="22"/>
-        </w:rPr>
-        <w:t xml:space="preserve"> detects the likely representation and dispatches to a registered parser for Tucson, Compact, CSV, Heidelberg, or TRiDaS input. The parser returns a map of series identifiers to year/value maps plus format metadata. The current unified formatter is registered for Tucson output. For Tucson files, the read options preserve the short/long identifier layout, so a read-edit-save cycle does not silently truncate long identifiers or collapse the original form.</w:t>
-      </w:r>
-    </w:p>
-    <w:p>
-      <w:pPr/>
-      <w:r>
-        <w:rPr>
-          <w:rFonts w:ascii="Calibri" w:hAnsi="Calibri"/>
-          <w:color w:val="000000"/>
-          <w:sz w:val="22"/>
-        </w:rPr>
-        <w:t xml:space="preserve">The parsed data are loaded into </w:t>
+        <w:t xml:space="preserve">The core path starts with text file input and format routing. Parsed series enter </w:t>
       </w:r>
       <w:r>
         <w:rPr>
@@ -340,7 +265,56 @@
           <w:color w:val="000000"/>
           <w:sz w:val="22"/>
         </w:rPr>
-        <w:t xml:space="preserve"> (</w:t>
+        <w:t>, which stores the originally loaded baseline separately from the mutable working data. The working data drive the grid, chart, references, diagnosis, and COFECHA run. COFECHA output is then fed back into the same workspace as a parsed report and as the source of the current dynamic reference. Figure 1 summarizes this implemented flow.</w:t>
+      </w:r>
+    </w:p>
+    <w:p>
+      <w:r>
+        <w:drawing>
+          <wp:inline xmlns:a="http://schemas.openxmlformats.org/drawingml/2006/main" xmlns:pic="http://schemas.openxmlformats.org/drawingml/2006/picture">
+            <wp:extent cx="5687568" cy="3918102"/>
+            <wp:docPr id="1" name="Picture 1"/>
+            <wp:cNvGraphicFramePr>
+              <a:graphicFrameLocks noChangeAspect="1"/>
+            </wp:cNvGraphicFramePr>
+            <a:graphic>
+              <a:graphicData uri="http://schemas.openxmlformats.org/drawingml/2006/picture">
+                <pic:pic>
+                  <pic:nvPicPr>
+                    <pic:cNvPr id="0" name="crossdating-idm-workflow.png"/>
+                    <pic:cNvPicPr/>
+                  </pic:nvPicPr>
+                  <pic:blipFill>
+                    <a:blip r:embed="rId11"/>
+                    <a:stretch>
+                      <a:fillRect/>
+                    </a:stretch>
+                  </pic:blipFill>
+                  <pic:spPr>
+                    <a:xfrm>
+                      <a:off x="0" y="0"/>
+                      <a:ext cx="5687568" cy="3918102"/>
+                    </a:xfrm>
+                    <a:prstGeom prst="rect"/>
+                  </pic:spPr>
+                </pic:pic>
+              </a:graphicData>
+            </a:graphic>
+          </wp:inline>
+        </w:drawing>
+      </w:r>
+    </w:p>
+    <w:p>
+      <w:pPr>
+        <w:pStyle w:val="Caption"/>
+      </w:pPr>
+      <w:r>
+        <w:rPr>
+          <w:rFonts w:ascii="Calibri" w:hAnsi="Calibri"/>
+          <w:color w:val="000000"/>
+          <w:sz w:val="22"/>
+        </w:rPr>
+        <w:t xml:space="preserve">Fig. 1. Implemented Crossdating IDM workflow. All editing routes modify the working RWL through </w:t>
       </w:r>
       <w:r>
         <w:rPr>
@@ -348,7 +322,7 @@
           <w:color w:val="1F4D78"/>
           <w:sz w:val="20"/>
         </w:rPr>
-        <w:t>src/features/rwl/edit.ts</w:t>
+        <w:t>RwlEditor</w:t>
       </w:r>
       <w:r>
         <w:rPr>
@@ -356,23 +330,7 @@
           <w:color w:val="000000"/>
           <w:sz w:val="22"/>
         </w:rPr>
-        <w:t>), which holds a raw baseline, mutable working data, history snapshots, deletion markers, and an operation log. The visible width grid (</w:t>
-      </w:r>
-      <w:r>
-        <w:rPr>
-          <w:rFonts w:ascii="Calibri" w:hAnsi="Calibri"/>
-          <w:color w:val="1F4D78"/>
-          <w:sz w:val="20"/>
-        </w:rPr>
-        <w:t>src/components/WidthContainer</w:t>
-      </w:r>
-      <w:r>
-        <w:rPr>
-          <w:rFonts w:ascii="Calibri" w:hAnsi="Calibri"/>
-          <w:color w:val="000000"/>
-          <w:sz w:val="22"/>
-        </w:rPr>
-        <w:t>) does not edit a detached copy of the data. It requests operations from the workspace, which applies them through the editor and records their before/after state. The same path is used by text edits, manual grid edits, and accepted diagnostic suggestions. A reset operation restores the raw baseline directly rather than trying to infer a reverse sequence of edits.</w:t>
+        <w:t>; the raw baseline, history snapshots, deletion markers, and operation log remain available for review. The current dynamic analytical reference is the master dating series parsed from COFECHA PART 3. PART 6 A flags are retained for candidate targeting and report navigation. The separately implemented anchor-pass reference constructor is not the path invoked by the current workspace COFECHA handler.</w:t>
       </w:r>
     </w:p>
     <w:p>
@@ -383,15 +341,616 @@
           <w:color w:val="000000"/>
           <w:sz w:val="22"/>
         </w:rPr>
-        <w:t xml:space="preserve">The chart layer uses Chart.js with crosshair and zoom plugins. </w:t>
+        <w:t>Table 1 summarizes the principal software components and their operational scope.</w:t>
       </w:r>
+    </w:p>
+    <w:tbl>
+      <w:tblPr>
+        <w:tblStyle w:val="TableGrid"/>
+        <w:tblW w:type="dxa" w:w="9360"/>
+        <w:tblLayout w:type="fixed"/>
+        <w:tblLook w:firstColumn="1" w:firstRow="1" w:lastColumn="0" w:lastRow="0" w:noHBand="0" w:noVBand="1" w:val="04A0"/>
+        <w:tblInd w:w="120" w:type="dxa"/>
+      </w:tblPr>
+      <w:tblGrid>
+        <w:gridCol w:w="2100"/>
+        <w:gridCol w:w="3800"/>
+        <w:gridCol w:w="3460"/>
+      </w:tblGrid>
+      <w:tr>
+        <w:tc>
+          <w:tcPr>
+            <w:tcW w:type="dxa" w:w="2100"/>
+            <w:tcMar>
+              <w:top w:w="80" w:type="dxa"/>
+              <w:start w:w="120" w:type="dxa"/>
+              <w:bottom w:w="80" w:type="dxa"/>
+              <w:end w:w="120" w:type="dxa"/>
+            </w:tcMar>
+            <w:shd w:fill="F2F4F7"/>
+          </w:tcPr>
+          <w:p>
+            <w:pPr>
+              <w:spacing w:before="0" w:after="0" w:line="264" w:lineRule="auto"/>
+            </w:pPr>
+            <w:r/>
+            <w:r>
+              <w:rPr>
+                <w:rFonts w:ascii="Calibri" w:hAnsi="Calibri"/>
+                <w:b/>
+                <w:color w:val="000000"/>
+                <w:sz w:val="18"/>
+              </w:rPr>
+              <w:t>Component</w:t>
+            </w:r>
+          </w:p>
+        </w:tc>
+        <w:tc>
+          <w:tcPr>
+            <w:tcW w:type="dxa" w:w="3800"/>
+            <w:tcMar>
+              <w:top w:w="80" w:type="dxa"/>
+              <w:start w:w="120" w:type="dxa"/>
+              <w:bottom w:w="80" w:type="dxa"/>
+              <w:end w:w="120" w:type="dxa"/>
+            </w:tcMar>
+            <w:shd w:fill="F2F4F7"/>
+          </w:tcPr>
+          <w:p>
+            <w:pPr>
+              <w:spacing w:before="0" w:after="0" w:line="264" w:lineRule="auto"/>
+            </w:pPr>
+            <w:r/>
+            <w:r>
+              <w:rPr>
+                <w:rFonts w:ascii="Calibri" w:hAnsi="Calibri"/>
+                <w:b/>
+                <w:color w:val="000000"/>
+                <w:sz w:val="18"/>
+              </w:rPr>
+              <w:t>Implemented role</w:t>
+            </w:r>
+          </w:p>
+        </w:tc>
+        <w:tc>
+          <w:tcPr>
+            <w:tcW w:type="dxa" w:w="3460"/>
+            <w:tcMar>
+              <w:top w:w="80" w:type="dxa"/>
+              <w:start w:w="120" w:type="dxa"/>
+              <w:bottom w:w="80" w:type="dxa"/>
+              <w:end w:w="120" w:type="dxa"/>
+            </w:tcMar>
+            <w:shd w:fill="F2F4F7"/>
+          </w:tcPr>
+          <w:p>
+            <w:pPr>
+              <w:spacing w:before="0" w:after="0" w:line="264" w:lineRule="auto"/>
+            </w:pPr>
+            <w:r/>
+            <w:r>
+              <w:rPr>
+                <w:rFonts w:ascii="Calibri" w:hAnsi="Calibri"/>
+                <w:b/>
+                <w:color w:val="000000"/>
+                <w:sz w:val="18"/>
+              </w:rPr>
+              <w:t>Principal scope or constraint</w:t>
+            </w:r>
+          </w:p>
+        </w:tc>
+      </w:tr>
+      <w:tr>
+        <w:tc>
+          <w:tcPr>
+            <w:tcW w:type="dxa" w:w="2100"/>
+            <w:tcMar>
+              <w:top w:w="80" w:type="dxa"/>
+              <w:start w:w="120" w:type="dxa"/>
+              <w:bottom w:w="80" w:type="dxa"/>
+              <w:end w:w="120" w:type="dxa"/>
+            </w:tcMar>
+          </w:tcPr>
+          <w:p>
+            <w:pPr>
+              <w:spacing w:before="0" w:after="0" w:line="264" w:lineRule="auto"/>
+            </w:pPr>
+            <w:r/>
+            <w:r>
+              <w:rPr>
+                <w:rFonts w:ascii="Calibri" w:hAnsi="Calibri"/>
+                <w:b w:val="0"/>
+                <w:color w:val="000000"/>
+                <w:sz w:val="18"/>
+              </w:rPr>
+              <w:t>RWL ingestion and output</w:t>
+            </w:r>
+          </w:p>
+        </w:tc>
+        <w:tc>
+          <w:tcPr>
+            <w:tcW w:type="dxa" w:w="3800"/>
+            <w:tcMar>
+              <w:top w:w="80" w:type="dxa"/>
+              <w:start w:w="120" w:type="dxa"/>
+              <w:bottom w:w="80" w:type="dxa"/>
+              <w:end w:w="120" w:type="dxa"/>
+            </w:tcMar>
+          </w:tcPr>
+          <w:p>
+            <w:pPr>
+              <w:spacing w:before="0" w:after="0" w:line="264" w:lineRule="auto"/>
+            </w:pPr>
+            <w:r/>
+            <w:r>
+              <w:rPr>
+                <w:rFonts w:ascii="Calibri" w:hAnsi="Calibri"/>
+                <w:b w:val="0"/>
+                <w:color w:val="000000"/>
+                <w:sz w:val="18"/>
+              </w:rPr>
+              <w:t>Detects and parses Tucson, Compact, CSV, Heidelberg, and TRiDaS inputs. Tucson parsing records short/long identifier formatting and supplies the registered formatter.</w:t>
+            </w:r>
+          </w:p>
+        </w:tc>
+        <w:tc>
+          <w:tcPr>
+            <w:tcW w:type="dxa" w:w="3460"/>
+            <w:tcMar>
+              <w:top w:w="80" w:type="dxa"/>
+              <w:start w:w="120" w:type="dxa"/>
+              <w:bottom w:w="80" w:type="dxa"/>
+              <w:end w:w="120" w:type="dxa"/>
+            </w:tcMar>
+          </w:tcPr>
+          <w:p>
+            <w:pPr>
+              <w:spacing w:before="0" w:after="0" w:line="264" w:lineRule="auto"/>
+            </w:pPr>
+            <w:r/>
+            <w:r>
+              <w:rPr>
+                <w:rFonts w:ascii="Calibri" w:hAnsi="Calibri"/>
+                <w:b w:val="0"/>
+                <w:color w:val="000000"/>
+                <w:sz w:val="18"/>
+              </w:rPr>
+              <w:t>Current unified export is registered for Tucson; users importing another representation should confirm the desired export workflow before replacing source files.</w:t>
+            </w:r>
+          </w:p>
+        </w:tc>
+      </w:tr>
+      <w:tr>
+        <w:tc>
+          <w:tcPr>
+            <w:tcW w:type="dxa" w:w="2100"/>
+            <w:tcMar>
+              <w:top w:w="80" w:type="dxa"/>
+              <w:start w:w="120" w:type="dxa"/>
+              <w:bottom w:w="80" w:type="dxa"/>
+              <w:end w:w="120" w:type="dxa"/>
+            </w:tcMar>
+          </w:tcPr>
+          <w:p>
+            <w:pPr>
+              <w:spacing w:before="0" w:after="0" w:line="264" w:lineRule="auto"/>
+            </w:pPr>
+            <w:r/>
+            <w:r>
+              <w:rPr>
+                <w:rFonts w:ascii="Calibri" w:hAnsi="Calibri"/>
+                <w:b w:val="0"/>
+                <w:color w:val="000000"/>
+                <w:sz w:val="18"/>
+              </w:rPr>
+              <w:t>RWL editing and provenance</w:t>
+            </w:r>
+          </w:p>
+        </w:tc>
+        <w:tc>
+          <w:tcPr>
+            <w:tcW w:type="dxa" w:w="3800"/>
+            <w:tcMar>
+              <w:top w:w="80" w:type="dxa"/>
+              <w:start w:w="120" w:type="dxa"/>
+              <w:bottom w:w="80" w:type="dxa"/>
+              <w:end w:w="120" w:type="dxa"/>
+            </w:tcMar>
+          </w:tcPr>
+          <w:p>
+            <w:pPr>
+              <w:spacing w:before="0" w:after="0" w:line="264" w:lineRule="auto"/>
+            </w:pPr>
+            <w:r/>
+            <w:r>
+              <w:rPr>
+                <w:rFonts w:ascii="Calibri" w:hAnsi="Calibri"/>
+                <w:b w:val="0"/>
+                <w:color w:val="000000"/>
+                <w:sz w:val="18"/>
+              </w:rPr>
+              <w:t>Maintains raw and working data, undo/redo snapshots, deletion-marker stacks, and operation-log entries. Supports series replacement, width changes, missing-year insertion, deletion with redistribution choices, range movement, and reset to raw data.</w:t>
+            </w:r>
+          </w:p>
+        </w:tc>
+        <w:tc>
+          <w:tcPr>
+            <w:tcW w:type="dxa" w:w="3460"/>
+            <w:tcMar>
+              <w:top w:w="80" w:type="dxa"/>
+              <w:start w:w="120" w:type="dxa"/>
+              <w:bottom w:w="80" w:type="dxa"/>
+              <w:end w:w="120" w:type="dxa"/>
+            </w:tcMar>
+          </w:tcPr>
+          <w:p>
+            <w:pPr>
+              <w:spacing w:before="0" w:after="0" w:line="264" w:lineRule="auto"/>
+            </w:pPr>
+            <w:r/>
+            <w:r>
+              <w:rPr>
+                <w:rFonts w:ascii="Calibri" w:hAnsi="Calibri"/>
+                <w:b w:val="0"/>
+                <w:color w:val="000000"/>
+                <w:sz w:val="18"/>
+              </w:rPr>
+              <w:t>All diagnostic and Bayesian applications use the same editor route as manual changes.</w:t>
+            </w:r>
+          </w:p>
+        </w:tc>
+      </w:tr>
+      <w:tr>
+        <w:tc>
+          <w:tcPr>
+            <w:tcW w:type="dxa" w:w="2100"/>
+            <w:tcMar>
+              <w:top w:w="80" w:type="dxa"/>
+              <w:start w:w="120" w:type="dxa"/>
+              <w:bottom w:w="80" w:type="dxa"/>
+              <w:end w:w="120" w:type="dxa"/>
+            </w:tcMar>
+          </w:tcPr>
+          <w:p>
+            <w:pPr>
+              <w:spacing w:before="0" w:after="0" w:line="264" w:lineRule="auto"/>
+            </w:pPr>
+            <w:r/>
+            <w:r>
+              <w:rPr>
+                <w:rFonts w:ascii="Calibri" w:hAnsi="Calibri"/>
+                <w:b w:val="0"/>
+                <w:color w:val="000000"/>
+                <w:sz w:val="18"/>
+              </w:rPr>
+              <w:t>Charts and manual reference</w:t>
+            </w:r>
+          </w:p>
+        </w:tc>
+        <w:tc>
+          <w:tcPr>
+            <w:tcW w:type="dxa" w:w="3800"/>
+            <w:tcMar>
+              <w:top w:w="80" w:type="dxa"/>
+              <w:start w:w="120" w:type="dxa"/>
+              <w:bottom w:w="80" w:type="dxa"/>
+              <w:end w:w="120" w:type="dxa"/>
+            </w:tcMar>
+          </w:tcPr>
+          <w:p>
+            <w:pPr>
+              <w:spacing w:before="0" w:after="0" w:line="264" w:lineRule="auto"/>
+            </w:pPr>
+            <w:r/>
+            <w:r>
+              <w:rPr>
+                <w:rFonts w:ascii="Calibri" w:hAnsi="Calibri"/>
+                <w:b w:val="0"/>
+                <w:color w:val="000000"/>
+                <w:sz w:val="18"/>
+              </w:rPr>
+              <w:t>Renders multi-series ring-width charts with zoom/crosshair interaction, selected-series filters, sample depth, and a user-selected raw-width mean reference.</w:t>
+            </w:r>
+          </w:p>
+        </w:tc>
+        <w:tc>
+          <w:tcPr>
+            <w:tcW w:type="dxa" w:w="3460"/>
+            <w:tcMar>
+              <w:top w:w="80" w:type="dxa"/>
+              <w:start w:w="120" w:type="dxa"/>
+              <w:bottom w:w="80" w:type="dxa"/>
+              <w:end w:w="120" w:type="dxa"/>
+            </w:tcMar>
+          </w:tcPr>
+          <w:p>
+            <w:pPr>
+              <w:spacing w:before="0" w:after="0" w:line="264" w:lineRule="auto"/>
+            </w:pPr>
+            <w:r/>
+            <w:r>
+              <w:rPr>
+                <w:rFonts w:ascii="Calibri" w:hAnsi="Calibri"/>
+                <w:b w:val="0"/>
+                <w:color w:val="000000"/>
+                <w:sz w:val="18"/>
+              </w:rPr>
+              <w:t>The manual reference is visual derived data and is not written into the RWL.</w:t>
+            </w:r>
+          </w:p>
+        </w:tc>
+      </w:tr>
+      <w:tr>
+        <w:tc>
+          <w:tcPr>
+            <w:tcW w:type="dxa" w:w="2100"/>
+            <w:tcMar>
+              <w:top w:w="80" w:type="dxa"/>
+              <w:start w:w="120" w:type="dxa"/>
+              <w:bottom w:w="80" w:type="dxa"/>
+              <w:end w:w="120" w:type="dxa"/>
+            </w:tcMar>
+          </w:tcPr>
+          <w:p>
+            <w:pPr>
+              <w:spacing w:before="0" w:after="0" w:line="264" w:lineRule="auto"/>
+            </w:pPr>
+            <w:r/>
+            <w:r>
+              <w:rPr>
+                <w:rFonts w:ascii="Calibri" w:hAnsi="Calibri"/>
+                <w:b w:val="0"/>
+                <w:color w:val="000000"/>
+                <w:sz w:val="18"/>
+              </w:rPr>
+              <w:t>COFECHA sidecar and report parsing</w:t>
+            </w:r>
+          </w:p>
+        </w:tc>
+        <w:tc>
+          <w:tcPr>
+            <w:tcW w:type="dxa" w:w="3800"/>
+            <w:tcMar>
+              <w:top w:w="80" w:type="dxa"/>
+              <w:start w:w="120" w:type="dxa"/>
+              <w:bottom w:w="80" w:type="dxa"/>
+              <w:end w:w="120" w:type="dxa"/>
+            </w:tcMar>
+          </w:tcPr>
+          <w:p>
+            <w:pPr>
+              <w:spacing w:before="0" w:after="0" w:line="264" w:lineRule="auto"/>
+            </w:pPr>
+            <w:r/>
+            <w:r>
+              <w:rPr>
+                <w:rFonts w:ascii="Calibri" w:hAnsi="Calibri"/>
+                <w:b w:val="0"/>
+                <w:color w:val="000000"/>
+                <w:sz w:val="18"/>
+              </w:rPr>
+              <w:t>Exports the current working RWL to a dedicated workspace, runs a selected COFECHA sidecar, reads VERYCOF.OUT, and parses PART 1, 3, 6, and 7 content.</w:t>
+            </w:r>
+          </w:p>
+        </w:tc>
+        <w:tc>
+          <w:tcPr>
+            <w:tcW w:type="dxa" w:w="3460"/>
+            <w:tcMar>
+              <w:top w:w="80" w:type="dxa"/>
+              <w:start w:w="120" w:type="dxa"/>
+              <w:bottom w:w="80" w:type="dxa"/>
+              <w:end w:w="120" w:type="dxa"/>
+            </w:tcMar>
+          </w:tcPr>
+          <w:p>
+            <w:pPr>
+              <w:spacing w:before="0" w:after="0" w:line="264" w:lineRule="auto"/>
+            </w:pPr>
+            <w:r/>
+            <w:r>
+              <w:rPr>
+                <w:rFonts w:ascii="Calibri" w:hAnsi="Calibri"/>
+                <w:b w:val="0"/>
+                <w:color w:val="000000"/>
+                <w:sz w:val="18"/>
+              </w:rPr>
+              <w:t>Sidecar runs use an ASCII fallback name for non-ASCII filenames; the OUT text can be mirrored beside the source RWL.</w:t>
+            </w:r>
+          </w:p>
+        </w:tc>
+      </w:tr>
+      <w:tr>
+        <w:tc>
+          <w:tcPr>
+            <w:tcW w:type="dxa" w:w="2100"/>
+            <w:tcMar>
+              <w:top w:w="80" w:type="dxa"/>
+              <w:start w:w="120" w:type="dxa"/>
+              <w:bottom w:w="80" w:type="dxa"/>
+              <w:end w:w="120" w:type="dxa"/>
+            </w:tcMar>
+          </w:tcPr>
+          <w:p>
+            <w:pPr>
+              <w:spacing w:before="0" w:after="0" w:line="264" w:lineRule="auto"/>
+            </w:pPr>
+            <w:r/>
+            <w:r>
+              <w:rPr>
+                <w:rFonts w:ascii="Calibri" w:hAnsi="Calibri"/>
+                <w:b w:val="0"/>
+                <w:color w:val="000000"/>
+                <w:sz w:val="18"/>
+              </w:rPr>
+              <w:t>Internal diagnosis</w:t>
+            </w:r>
+          </w:p>
+        </w:tc>
+        <w:tc>
+          <w:tcPr>
+            <w:tcW w:type="dxa" w:w="3800"/>
+            <w:tcMar>
+              <w:top w:w="80" w:type="dxa"/>
+              <w:start w:w="120" w:type="dxa"/>
+              <w:bottom w:w="80" w:type="dxa"/>
+              <w:end w:w="120" w:type="dxa"/>
+            </w:tcMar>
+          </w:tcPr>
+          <w:p>
+            <w:pPr>
+              <w:spacing w:before="0" w:after="0" w:line="264" w:lineRule="auto"/>
+            </w:pPr>
+            <w:r/>
+            <w:r>
+              <w:rPr>
+                <w:rFonts w:ascii="Calibri" w:hAnsi="Calibri"/>
+                <w:b w:val="0"/>
+                <w:color w:val="000000"/>
+                <w:sz w:val="18"/>
+              </w:rPr>
+              <w:t>Runs in a Web Worker and combines global lag scans, overlapping segment checks, propagation patterns, local constrained edit alignment, COFECHA hints, and candidate ranking.</w:t>
+            </w:r>
+          </w:p>
+        </w:tc>
+        <w:tc>
+          <w:tcPr>
+            <w:tcW w:type="dxa" w:w="3460"/>
+            <w:tcMar>
+              <w:top w:w="80" w:type="dxa"/>
+              <w:start w:w="120" w:type="dxa"/>
+              <w:bottom w:w="80" w:type="dxa"/>
+              <w:end w:w="120" w:type="dxa"/>
+            </w:tcMar>
+          </w:tcPr>
+          <w:p>
+            <w:pPr>
+              <w:spacing w:before="0" w:after="0" w:line="264" w:lineRule="auto"/>
+            </w:pPr>
+            <w:r/>
+            <w:r>
+              <w:rPr>
+                <w:rFonts w:ascii="Calibri" w:hAnsi="Calibri"/>
+                <w:b w:val="0"/>
+                <w:color w:val="000000"/>
+                <w:sz w:val="18"/>
+              </w:rPr>
+              <w:t>Suggestions are evidence objects, not automatic edits. Some recall modules are implemented but disabled by default.</w:t>
+            </w:r>
+          </w:p>
+        </w:tc>
+      </w:tr>
+      <w:tr>
+        <w:tc>
+          <w:tcPr>
+            <w:tcW w:type="dxa" w:w="2100"/>
+            <w:tcMar>
+              <w:top w:w="80" w:type="dxa"/>
+              <w:start w:w="120" w:type="dxa"/>
+              <w:bottom w:w="80" w:type="dxa"/>
+              <w:end w:w="120" w:type="dxa"/>
+            </w:tcMar>
+          </w:tcPr>
+          <w:p>
+            <w:pPr>
+              <w:spacing w:before="0" w:after="0" w:line="264" w:lineRule="auto"/>
+            </w:pPr>
+            <w:r/>
+            <w:r>
+              <w:rPr>
+                <w:rFonts w:ascii="Calibri" w:hAnsi="Calibri"/>
+                <w:b w:val="0"/>
+                <w:color w:val="000000"/>
+                <w:sz w:val="18"/>
+              </w:rPr>
+              <w:t>Bayesian start-year analysis</w:t>
+            </w:r>
+          </w:p>
+        </w:tc>
+        <w:tc>
+          <w:tcPr>
+            <w:tcW w:type="dxa" w:w="3800"/>
+            <w:tcMar>
+              <w:top w:w="80" w:type="dxa"/>
+              <w:start w:w="120" w:type="dxa"/>
+              <w:bottom w:w="80" w:type="dxa"/>
+              <w:end w:w="120" w:type="dxa"/>
+            </w:tcMar>
+          </w:tcPr>
+          <w:p>
+            <w:pPr>
+              <w:spacing w:before="0" w:after="0" w:line="264" w:lineRule="auto"/>
+            </w:pPr>
+            <w:r/>
+            <w:r>
+              <w:rPr>
+                <w:rFonts w:ascii="Calibri" w:hAnsi="Calibri"/>
+                <w:b w:val="0"/>
+                <w:color w:val="000000"/>
+                <w:sz w:val="18"/>
+              </w:rPr>
+              <w:t>Runs a Rust, parallel multi-chain MCMC calculation against the current dynamic reference and exposes posterior candidates, HPD candidates, and convergence diagnostics.</w:t>
+            </w:r>
+          </w:p>
+        </w:tc>
+        <w:tc>
+          <w:tcPr>
+            <w:tcW w:type="dxa" w:w="3460"/>
+            <w:tcMar>
+              <w:top w:w="80" w:type="dxa"/>
+              <w:start w:w="120" w:type="dxa"/>
+              <w:bottom w:w="80" w:type="dxa"/>
+              <w:end w:w="120" w:type="dxa"/>
+            </w:tcMar>
+          </w:tcPr>
+          <w:p>
+            <w:pPr>
+              <w:spacing w:before="0" w:after="0" w:line="264" w:lineRule="auto"/>
+            </w:pPr>
+            <w:r/>
+            <w:r>
+              <w:rPr>
+                <w:rFonts w:ascii="Calibri" w:hAnsi="Calibri"/>
+                <w:b w:val="0"/>
+                <w:color w:val="000000"/>
+                <w:sz w:val="18"/>
+              </w:rPr>
+              <w:t>It is optional, requires a dynamic reference, and only reindexes a series after the user selects a returned start year.</w:t>
+            </w:r>
+          </w:p>
+        </w:tc>
+      </w:tr>
+    </w:tbl>
+    <w:p>
+      <w:pPr>
+        <w:spacing w:after="80"/>
+      </w:pPr>
+    </w:p>
+    <w:p>
+      <w:pPr>
+        <w:pStyle w:val="Heading1"/>
+      </w:pPr>
+      <w:r>
+        <w:t>3. Functional workflow steps</w:t>
+      </w:r>
+    </w:p>
+    <w:p>
+      <w:pPr>
+        <w:pStyle w:val="Heading2"/>
+      </w:pPr>
+      <w:r>
+        <w:t>3.1. RWL ingestion, data representation, and format handling</w:t>
+      </w:r>
+    </w:p>
+    <w:p>
+      <w:pPr/>
       <w:r>
         <w:rPr>
           <w:rFonts w:ascii="Calibri" w:hAnsi="Calibri"/>
           <w:color w:val="1F4D78"/>
           <w:sz w:val="20"/>
         </w:rPr>
-        <w:t>TreeChartManager</w:t>
+        <w:t>readRwlString()</w:t>
       </w:r>
       <w:r>
         <w:rPr>
@@ -399,31 +958,7 @@
           <w:color w:val="000000"/>
           <w:sz w:val="22"/>
         </w:rPr>
-        <w:t xml:space="preserve"> controls selection and reference interaction, and </w:t>
-      </w:r>
-      <w:r>
-        <w:rPr>
-          <w:rFonts w:ascii="Calibri" w:hAnsi="Calibri"/>
-          <w:color w:val="1F4D78"/>
-          <w:sz w:val="20"/>
-        </w:rPr>
-        <w:t>MultiLineChart</w:t>
-      </w:r>
-      <w:r>
-        <w:rPr>
-          <w:rFonts w:ascii="Calibri" w:hAnsi="Calibri"/>
-          <w:color w:val="000000"/>
-          <w:sz w:val="22"/>
-        </w:rPr>
-        <w:t xml:space="preserve"> displays raw series, sample depth, reference curves, and faint bands for segments flagged by the current internal diagnosis. An independent operation-log or COFECHA window is synchronized through a labelled window bridge, so stale close events from an earlier window do not overwrite the current main-window state.</w:t>
-      </w:r>
-    </w:p>
-    <w:p>
-      <w:pPr>
-        <w:pStyle w:val="Heading1"/>
-      </w:pPr>
-      <w:r>
-        <w:t>3. Reference chronologies</w:t>
+        <w:t xml:space="preserve"> first applies a lightweight format detector and then routes the text to a registered parser. The parser result is a map from series identifiers to maps of calendar year and width values, together with warnings and format metadata. Tucson files receive the most complete round-trip treatment: the parser detects the long or short identifier form and retains this information for subsequent export. Compact, CSV, Heidelberg, and TRiDaS parsers are available for ingestion; their data are transferred into the common in-memory representation.</w:t>
       </w:r>
     </w:p>
     <w:p>
@@ -434,7 +969,63 @@
           <w:color w:val="000000"/>
           <w:sz w:val="22"/>
         </w:rPr>
-        <w:t>The software deliberately keeps two types of reference chronology separate.</w:t>
+        <w:t xml:space="preserve">The editor represents missing values as </w:t>
+      </w:r>
+      <w:r>
+        <w:rPr>
+          <w:rFonts w:ascii="Calibri" w:hAnsi="Calibri"/>
+          <w:color w:val="1F4D78"/>
+          <w:sz w:val="20"/>
+        </w:rPr>
+        <w:t>null</w:t>
+      </w:r>
+      <w:r>
+        <w:rPr>
+          <w:rFonts w:ascii="Calibri" w:hAnsi="Calibri"/>
+          <w:color w:val="000000"/>
+          <w:sz w:val="22"/>
+        </w:rPr>
+        <w:t xml:space="preserve"> and preserves a project-level stop marker. The practical consequence is that the grid, chart, and diagnostic code work on one data representation rather than on separately transformed copies. A raw RWL text editor based on CodeMirror is available for whole-file changes, and a per-series text editor accepts </w:t>
+      </w:r>
+      <w:r>
+        <w:rPr>
+          <w:rFonts w:ascii="Calibri" w:hAnsi="Calibri"/>
+          <w:color w:val="1F4D78"/>
+          <w:sz w:val="20"/>
+        </w:rPr>
+        <w:t>year value</w:t>
+      </w:r>
+      <w:r>
+        <w:rPr>
+          <w:rFonts w:ascii="Calibri" w:hAnsi="Calibri"/>
+          <w:color w:val="000000"/>
+          <w:sz w:val="22"/>
+        </w:rPr>
+        <w:t xml:space="preserve"> records, including </w:t>
+      </w:r>
+      <w:r>
+        <w:rPr>
+          <w:rFonts w:ascii="Calibri" w:hAnsi="Calibri"/>
+          <w:color w:val="1F4D78"/>
+          <w:sz w:val="20"/>
+        </w:rPr>
+        <w:t>missing</w:t>
+      </w:r>
+      <w:r>
+        <w:rPr>
+          <w:rFonts w:ascii="Calibri" w:hAnsi="Calibri"/>
+          <w:color w:val="000000"/>
+          <w:sz w:val="22"/>
+        </w:rPr>
+        <w:t>. Both paths reparse the edited content before it replaces working data.</w:t>
+      </w:r>
+    </w:p>
+    <w:p>
+      <w:pPr>
+        <w:pStyle w:val="Heading2"/>
+      </w:pPr>
+      <w:r>
+        <w:t>3.2. Interactive editing and revision state</w:t>
       </w:r>
     </w:p>
     <w:p>
@@ -445,7 +1036,34 @@
           <w:color w:val="000000"/>
           <w:sz w:val="22"/>
         </w:rPr>
-        <w:t>First, a manual visual reference is created when the user selects reliable series in the chart. At each year, the application calculates the arithmetic mean of the selected raw ring widths and suppresses years below a configured minimum sample depth. This line remains in raw-width units and is intended for visual comparison during editing. It is not stored as another RWL series and is not used as a substitute for a standardized chronology.</w:t>
+        <w:t>The width grid is the principal editing surface. It virtualizes long series and provides direct manipulation of year cells, selection ranges, context-menu actions, and animation cues for insertions, deletions, and history navigation. A missing year may be inserted to the left or right of a selected location. A year can be deleted directly or have its width redistributed to the left neighbor, right neighbor, or both neighbors before one side of the grid closes the gap. A selected range can be marked missing or moved by an integer year offset. Deletion markers retain the width and redistribution information required to restore a deleted cell in last-in-first-out order.</w:t>
+      </w:r>
+    </w:p>
+    <w:p>
+      <w:pPr/>
+      <w:r>
+        <w:rPr>
+          <w:rFonts w:ascii="Calibri" w:hAnsi="Calibri"/>
+          <w:color w:val="1F4D78"/>
+          <w:sz w:val="20"/>
+        </w:rPr>
+        <w:t>RwlEditor</w:t>
+      </w:r>
+      <w:r>
+        <w:rPr>
+          <w:rFonts w:ascii="Calibri" w:hAnsi="Calibri"/>
+          <w:color w:val="000000"/>
+          <w:sz w:val="22"/>
+        </w:rPr>
+        <w:t xml:space="preserve"> records every modification as a snapshot-aware operation. It retains the raw baseline, working data, format metadata, deletion markers, undo and redo stacks, and an operation log with before and after states. The workspace persists history, reference settings, and the most recent COFECHA report by file path in local storage. These safeguards do not turn the application into a full version-control system; they do retain an explicit local record of the state examined by the user.</w:t>
+      </w:r>
+    </w:p>
+    <w:p>
+      <w:pPr>
+        <w:pStyle w:val="Heading2"/>
+      </w:pPr>
+      <w:r>
+        <w:t>3.3. COFECHA execution, report use, and dynamic reference state</w:t>
       </w:r>
     </w:p>
     <w:p>
@@ -456,7 +1074,484 @@
           <w:color w:val="000000"/>
           <w:sz w:val="22"/>
         </w:rPr>
-        <w:t xml:space="preserve">Second, a COFECHA-pass dynamic reference is generated after a COFECHA run. The program parses PART 6 of VERYCOF.OUT and classifies series with no A-flagged segment as </w:t>
+        <w:t xml:space="preserve">COFECHA is run from </w:t>
+      </w:r>
+      <w:r>
+        <w:rPr>
+          <w:rFonts w:ascii="Calibri" w:hAnsi="Calibri"/>
+          <w:color w:val="1F4D78"/>
+          <w:sz w:val="20"/>
+        </w:rPr>
+        <w:t>src/services/cofecha/runner.ts</w:t>
+      </w:r>
+      <w:r>
+        <w:rPr>
+          <w:rFonts w:ascii="Calibri" w:hAnsi="Calibri"/>
+          <w:color w:val="000000"/>
+          <w:sz w:val="22"/>
+        </w:rPr>
+        <w:t xml:space="preserve">. Before a run, the application clears its application-data </w:t>
+      </w:r>
+      <w:r>
+        <w:rPr>
+          <w:rFonts w:ascii="Calibri" w:hAnsi="Calibri"/>
+          <w:color w:val="1F4D78"/>
+          <w:sz w:val="20"/>
+        </w:rPr>
+        <w:t>cofecha-work</w:t>
+      </w:r>
+      <w:r>
+        <w:rPr>
+          <w:rFonts w:ascii="Calibri" w:hAnsi="Calibri"/>
+          <w:color w:val="000000"/>
+          <w:sz w:val="22"/>
+        </w:rPr>
+        <w:t xml:space="preserve"> directory, writes the current working RWL, and starts one of three bundled sidecars (</w:t>
+      </w:r>
+      <w:r>
+        <w:rPr>
+          <w:rFonts w:ascii="Calibri" w:hAnsi="Calibri"/>
+          <w:color w:val="1F4D78"/>
+          <w:sz w:val="20"/>
+        </w:rPr>
+        <w:t>cofecha</w:t>
+      </w:r>
+      <w:r>
+        <w:rPr>
+          <w:rFonts w:ascii="Calibri" w:hAnsi="Calibri"/>
+          <w:color w:val="000000"/>
+          <w:sz w:val="22"/>
+        </w:rPr>
+        <w:t xml:space="preserve">, </w:t>
+      </w:r>
+      <w:r>
+        <w:rPr>
+          <w:rFonts w:ascii="Calibri" w:hAnsi="Calibri"/>
+          <w:color w:val="1F4D78"/>
+          <w:sz w:val="20"/>
+        </w:rPr>
+        <w:t>cofecha12k</w:t>
+      </w:r>
+      <w:r>
+        <w:rPr>
+          <w:rFonts w:ascii="Calibri" w:hAnsi="Calibri"/>
+          <w:color w:val="000000"/>
+          <w:sz w:val="22"/>
+        </w:rPr>
+        <w:t xml:space="preserve">, or </w:t>
+      </w:r>
+      <w:r>
+        <w:rPr>
+          <w:rFonts w:ascii="Calibri" w:hAnsi="Calibri"/>
+          <w:color w:val="1F4D78"/>
+          <w:sz w:val="20"/>
+        </w:rPr>
+        <w:t>cofechawin</w:t>
+      </w:r>
+      <w:r>
+        <w:rPr>
+          <w:rFonts w:ascii="Calibri" w:hAnsi="Calibri"/>
+          <w:color w:val="000000"/>
+          <w:sz w:val="22"/>
+        </w:rPr>
+        <w:t xml:space="preserve">). The runner sends the expected interactive input sequence, waits for </w:t>
+      </w:r>
+      <w:r>
+        <w:rPr>
+          <w:rFonts w:ascii="Calibri" w:hAnsi="Calibri"/>
+          <w:color w:val="1F4D78"/>
+          <w:sz w:val="20"/>
+        </w:rPr>
+        <w:t>VERYCOF.OUT</w:t>
+      </w:r>
+      <w:r>
+        <w:rPr>
+          <w:rFonts w:ascii="Calibri" w:hAnsi="Calibri"/>
+          <w:color w:val="000000"/>
+          <w:sz w:val="22"/>
+        </w:rPr>
+        <w:t>, reads it, and attempts to save a mirrored OUT file alongside the source RWL through a Rust command. If the source filename contains non-ASCII characters, the sidecar receives an ASCII working filename and the displayed report text is rewritten to restore the requested name.</w:t>
+      </w:r>
+    </w:p>
+    <w:p>
+      <w:pPr/>
+      <w:r>
+        <w:rPr>
+          <w:rFonts w:ascii="Calibri" w:hAnsi="Calibri"/>
+          <w:color w:val="000000"/>
+          <w:sz w:val="22"/>
+        </w:rPr>
+        <w:t>The report formatter extracts master-series date range, series intercorrelation, mean sensitivity, mean length, PART 3 master dating series, PART 6 possible-problem blocks, and PART 7 per-series correlation and flag counts. The user interface links report series and year references back to the grid and can navigate from an affected series to its PART 6 block.</w:t>
+      </w:r>
+    </w:p>
+    <w:p>
+      <w:pPr/>
+      <w:r>
+        <w:rPr>
+          <w:rFonts w:ascii="Calibri" w:hAnsi="Calibri"/>
+          <w:color w:val="000000"/>
+          <w:sz w:val="22"/>
+        </w:rPr>
+        <w:t xml:space="preserve">The application has two distinct reference concepts. A manual reference is the arithmetic mean of user-selected usable raw widths by year, with a default minimum sample depth of two. A dynamic reference is created at the end of the current workspace COFECHA handler by </w:t>
+      </w:r>
+      <w:r>
+        <w:rPr>
+          <w:rFonts w:ascii="Calibri" w:hAnsi="Calibri"/>
+          <w:color w:val="1F4D78"/>
+          <w:sz w:val="20"/>
+        </w:rPr>
+        <w:t>createCofechaMasterReferenceConfig()</w:t>
+      </w:r>
+      <w:r>
+        <w:rPr>
+          <w:rFonts w:ascii="Calibri" w:hAnsi="Calibri"/>
+          <w:color w:val="000000"/>
+          <w:sz w:val="22"/>
+        </w:rPr>
+        <w:t xml:space="preserve">. This function stores the parsed PART 3 master dating series as a </w:t>
+      </w:r>
+      <w:r>
+        <w:rPr>
+          <w:rFonts w:ascii="Calibri" w:hAnsi="Calibri"/>
+          <w:color w:val="1F4D78"/>
+          <w:sz w:val="20"/>
+        </w:rPr>
+        <w:t>cofecha_master_series</w:t>
+      </w:r>
+      <w:r>
+        <w:rPr>
+          <w:rFonts w:ascii="Calibri" w:hAnsi="Calibri"/>
+          <w:color w:val="000000"/>
+          <w:sz w:val="22"/>
+        </w:rPr>
+        <w:t xml:space="preserve"> reference and calculates its yearly replication from the loaded data. It also parses PART 6 A flags, records the full set of series and the flagged candidate set, and binds the state to the COFECHA run identifier and a hash of the current RWL. An edit makes the dynamic reference stale until a compatible COFECHA run is available.</w:t>
+      </w:r>
+    </w:p>
+    <w:p>
+      <w:pPr/>
+      <w:r>
+        <w:rPr>
+          <w:rFonts w:ascii="Calibri" w:hAnsi="Calibri"/>
+          <w:color w:val="000000"/>
+          <w:sz w:val="22"/>
+        </w:rPr>
+        <w:t xml:space="preserve">The source also contains a separate </w:t>
+      </w:r>
+      <w:r>
+        <w:rPr>
+          <w:rFonts w:ascii="Calibri" w:hAnsi="Calibri"/>
+          <w:color w:val="1F4D78"/>
+          <w:sz w:val="20"/>
+        </w:rPr>
+        <w:t>buildCofechaPassReference()</w:t>
+      </w:r>
+      <w:r>
+        <w:rPr>
+          <w:rFonts w:ascii="Calibri" w:hAnsi="Calibri"/>
+          <w:color w:val="000000"/>
+          <w:sz w:val="22"/>
+        </w:rPr>
+        <w:t xml:space="preserve"> implementation. That alternative would standardize non-A-flagged series with a 32-year, 50%-frequency-response smoothing spline, ring-width indexing, autoregressive prewhitening, log transformation, yearly averaging, and final residual standardization. It is preserved as an implemented capability, but it is not the function called by the present workspace COFECHA completion path. This distinction is important for reproducibility and avoids attributing an uninvoked reference-building route to the current application behavior.</w:t>
+      </w:r>
+    </w:p>
+    <w:p>
+      <w:pPr>
+        <w:pStyle w:val="Heading2"/>
+      </w:pPr>
+      <w:r>
+        <w:t>3.4. Candidate-based crossdating review</w:t>
+      </w:r>
+    </w:p>
+    <w:p>
+      <w:pPr/>
+      <w:r>
+        <w:rPr>
+          <w:rFonts w:ascii="Calibri" w:hAnsi="Calibri"/>
+          <w:color w:val="000000"/>
+          <w:sz w:val="22"/>
+        </w:rPr>
+        <w:t>The internal diagnostic engine runs in a Web Worker after the working data or dynamic reference changes. For a target series, it constructs an eligible scoring master that excludes the target itself. When the dynamic reference is current, the engine uses its stored points directly; otherwise it can derive a reference from the remaining eligible series. The default diagnostic configuration uses 50-year windows with 25-year overlap for the main segmented screen, 30-year fine windows with 15-year overlap, a local lag range of -10 to +10 years, and a whole-series lag range of -100 to +100 years.</w:t>
+      </w:r>
+    </w:p>
+    <w:p>
+      <w:pPr/>
+      <w:r>
+        <w:rPr>
+          <w:rFonts w:ascii="Calibri" w:hAnsi="Calibri"/>
+          <w:color w:val="000000"/>
+          <w:sz w:val="22"/>
+        </w:rPr>
+        <w:t>The engine first performs a bounded global sliding search and records correlation, a t-like statistic, and overlap for each lag. It then evaluates overlapping segments, classifies low-correlation or lag-improved regions, and identifies propagation patterns that can be consistent with a shift boundary. Candidate generators propose only three executable edit families: missing-ring insertion, false-ring deletion, and batch movement of years. The latter distinguishes a whole-series move from a partial-range move and retains selected-range and inferred missing-range evidence.</w:t>
+      </w:r>
+    </w:p>
+    <w:p>
+      <w:pPr/>
+      <w:r>
+        <w:rPr>
+          <w:rFonts w:ascii="Calibri" w:hAnsi="Calibri"/>
+          <w:color w:val="000000"/>
+          <w:sz w:val="22"/>
+        </w:rPr>
+        <w:t xml:space="preserve">Candidate evaluation re-runs the segment diagnosis after the hypothetical edit and retains before/after measures, including problem counts, A-like and B-like segments, global alignment, local boundary behavior, and optional COFECHA segment-lag evidence. Ranked candidates expose a score, rank, </w:t>
+      </w:r>
+      <w:r>
+        <w:rPr>
+          <w:rFonts w:ascii="Calibri" w:hAnsi="Calibri"/>
+          <w:color w:val="1F4D78"/>
+          <w:sz w:val="20"/>
+        </w:rPr>
+        <w:t>probabilityLike</w:t>
+      </w:r>
+      <w:r>
+        <w:rPr>
+          <w:rFonts w:ascii="Calibri" w:hAnsi="Calibri"/>
+          <w:color w:val="000000"/>
+          <w:sz w:val="22"/>
+        </w:rPr>
+        <w:t xml:space="preserve"> value, confidence class, and algorithm sources. The </w:t>
+      </w:r>
+      <w:r>
+        <w:rPr>
+          <w:rFonts w:ascii="Calibri" w:hAnsi="Calibri"/>
+          <w:color w:val="1F4D78"/>
+          <w:sz w:val="20"/>
+        </w:rPr>
+        <w:t>probabilityLike</w:t>
+      </w:r>
+      <w:r>
+        <w:rPr>
+          <w:rFonts w:ascii="Calibri" w:hAnsi="Calibri"/>
+          <w:color w:val="000000"/>
+          <w:sz w:val="22"/>
+        </w:rPr>
+        <w:t xml:space="preserve"> value is a softmax-derived relative ranking quantity within the candidate set; it is not a calibrated posterior probability. The interface requires the user to apply a candidate explicitly. Accepted edits are logged as </w:t>
+      </w:r>
+      <w:r>
+        <w:rPr>
+          <w:rFonts w:ascii="Calibri" w:hAnsi="Calibri"/>
+          <w:color w:val="1F4D78"/>
+          <w:sz w:val="20"/>
+        </w:rPr>
+        <w:t>auto-suggested</w:t>
+      </w:r>
+      <w:r>
+        <w:rPr>
+          <w:rFonts w:ascii="Calibri" w:hAnsi="Calibri"/>
+          <w:color w:val="000000"/>
+          <w:sz w:val="22"/>
+        </w:rPr>
+        <w:t>, old candidates are marked stale, and a new diagnosis is requested from the changed working data.</w:t>
+      </w:r>
+    </w:p>
+    <w:p>
+      <w:pPr/>
+      <w:r>
+        <w:rPr>
+          <w:rFonts w:ascii="Calibri" w:hAnsi="Calibri"/>
+          <w:color w:val="000000"/>
+          <w:sz w:val="22"/>
+        </w:rPr>
+        <w:t>Two supplementary recall mechanisms are present in the code but deliberately disabled in the default configuration: an AR-prewhitened missing-ring fallback and a multi-scale Bayesian/HMM lag-path recall module. The latter calculates segment-lag likelihoods across several window sizes, uses an HMM to infer offset states and boundary probabilities, and can expand local candidate recall. Keeping these routes disabled by default prevents experimental recall behavior from being represented as a routine production recommendation.</w:t>
+      </w:r>
+    </w:p>
+    <w:p>
+      <w:pPr>
+        <w:pStyle w:val="Heading2"/>
+      </w:pPr>
+      <w:r>
+        <w:t>3.5. Optional Bayesian MCMC start-year analysis</w:t>
+      </w:r>
+    </w:p>
+    <w:p>
+      <w:pPr/>
+      <w:r>
+        <w:rPr>
+          <w:rFonts w:ascii="Calibri" w:hAnsi="Calibri"/>
+          <w:color w:val="000000"/>
+          <w:sz w:val="22"/>
+        </w:rPr>
+        <w:t xml:space="preserve">In addition to the candidate engine, the width grid provides a Bayesian dating action when a dynamic reference is available. The front end standardizes the target series using the reference options, z-scores the target points, and sends the target and dynamic reference to the Rust command </w:t>
+      </w:r>
+      <w:r>
+        <w:rPr>
+          <w:rFonts w:ascii="Calibri" w:hAnsi="Calibri"/>
+          <w:color w:val="1F4D78"/>
+          <w:sz w:val="20"/>
+        </w:rPr>
+        <w:t>bayesian_date_series_mcmc</w:t>
+      </w:r>
+      <w:r>
+        <w:rPr>
+          <w:rFonts w:ascii="Calibri" w:hAnsi="Calibri"/>
+          <w:color w:val="000000"/>
+          <w:sz w:val="22"/>
+        </w:rPr>
+        <w:t>. The Rust implementation considers feasible start years with a minimum default overlap of 50 years. It runs three seeded chains by default, each with 15,000 iterations, 3,000 burn-in iterations, and thinning of six.</w:t>
+      </w:r>
+    </w:p>
+    <w:p>
+      <w:pPr/>
+      <w:r>
+        <w:rPr>
+          <w:rFonts w:ascii="Calibri" w:hAnsi="Calibri"/>
+          <w:color w:val="000000"/>
+          <w:sz w:val="22"/>
+        </w:rPr>
+        <w:t xml:space="preserve">The sampler jointly considers an alignment index, a shared latent year effect, a signal coefficient, and two variance terms. It reports candidate start and end years, deterministic correlation and t values, posterior sample proportions, 95% HPD candidates, posterior summaries, per-chain top offsets, and R-hat diagnostics. The interface presents these results in a dialog and allows a user to select a candidate. Selecting one reindexes the series through </w:t>
+      </w:r>
+      <w:r>
+        <w:rPr>
+          <w:rFonts w:ascii="Calibri" w:hAnsi="Calibri"/>
+          <w:color w:val="1F4D78"/>
+          <w:sz w:val="20"/>
+        </w:rPr>
+        <w:t>RwlEditor</w:t>
+      </w:r>
+      <w:r>
+        <w:rPr>
+          <w:rFonts w:ascii="Calibri" w:hAnsi="Calibri"/>
+          <w:color w:val="000000"/>
+          <w:sz w:val="22"/>
+        </w:rPr>
+        <w:t xml:space="preserve"> and records the posterior, second-best result, overlap, correlation, t value, and decision state in the operation log. This is an optional dating aid, not an automatic correction and not an externally calibrated probability statement.</w:t>
+      </w:r>
+    </w:p>
+    <w:p>
+      <w:pPr>
+        <w:pStyle w:val="Heading1"/>
+      </w:pPr>
+      <w:r>
+        <w:t>4. Software verification</w:t>
+      </w:r>
+    </w:p>
+    <w:p>
+      <w:pPr/>
+      <w:r>
+        <w:rPr>
+          <w:rFonts w:ascii="Calibri" w:hAnsi="Calibri"/>
+          <w:color w:val="000000"/>
+          <w:sz w:val="22"/>
+        </w:rPr>
+        <w:t xml:space="preserve">Verification was conducted against the repository state examined on 26 June 2026. </w:t>
+      </w:r>
+      <w:r>
+        <w:rPr>
+          <w:rFonts w:ascii="Calibri" w:hAnsi="Calibri"/>
+          <w:color w:val="1F4D78"/>
+          <w:sz w:val="20"/>
+        </w:rPr>
+        <w:t>npm run build</w:t>
+      </w:r>
+      <w:r>
+        <w:rPr>
+          <w:rFonts w:ascii="Calibri" w:hAnsi="Calibri"/>
+          <w:color w:val="000000"/>
+          <w:sz w:val="22"/>
+        </w:rPr>
+        <w:t xml:space="preserve"> completed a production TypeScript/Vite build, transforming 551 modules. </w:t>
+      </w:r>
+      <w:r>
+        <w:rPr>
+          <w:rFonts w:ascii="Calibri" w:hAnsi="Calibri"/>
+          <w:color w:val="1F4D78"/>
+          <w:sz w:val="20"/>
+        </w:rPr>
+        <w:t>cargo test --lib</w:t>
+      </w:r>
+      <w:r>
+        <w:rPr>
+          <w:rFonts w:ascii="Calibri" w:hAnsi="Calibri"/>
+          <w:color w:val="000000"/>
+          <w:sz w:val="22"/>
+        </w:rPr>
+        <w:t xml:space="preserve"> completed seven Rust Bayesian-MCMC tests, including exact and sliced alignment recovery, candidate range and posterior-sum checks, chain diagnostics, short-series rejection, and a synthetic inserted-ring case. The repository aggregate command </w:t>
+      </w:r>
+      <w:r>
+        <w:rPr>
+          <w:rFonts w:ascii="Calibri" w:hAnsi="Calibri"/>
+          <w:color w:val="1F4D78"/>
+          <w:sz w:val="20"/>
+        </w:rPr>
+        <w:t>npm run validate</w:t>
+      </w:r>
+      <w:r>
+        <w:rPr>
+          <w:rFonts w:ascii="Calibri" w:hAnsi="Calibri"/>
+          <w:color w:val="000000"/>
+          <w:sz w:val="22"/>
+        </w:rPr>
+        <w:t xml:space="preserve"> also completed its sample, workspace-window, synthetic crossdating, and reference checks.</w:t>
+      </w:r>
+    </w:p>
+    <w:p>
+      <w:pPr/>
+      <w:r>
+        <w:rPr>
+          <w:rFonts w:ascii="Calibri" w:hAnsi="Calibri"/>
+          <w:color w:val="000000"/>
+          <w:sz w:val="22"/>
+        </w:rPr>
+        <w:t>For the supplied eight paired raw/crossdated RWL datasets, the internal diagnostic script reported 778 flagged problem segments and 529 candidates in the raw inputs, compared with 52 flagged segments and 14 candidates in the supplied crossdated inputs. Figure 2 reports the site-level segment counts. These are regression-screening outputs of the application itself, not estimates of crossdating accuracy, sensitivity, or specificity.</w:t>
+      </w:r>
+    </w:p>
+    <w:p>
+      <w:r>
+        <w:drawing>
+          <wp:inline xmlns:a="http://schemas.openxmlformats.org/drawingml/2006/main" xmlns:pic="http://schemas.openxmlformats.org/drawingml/2006/picture">
+            <wp:extent cx="5687568" cy="3728517"/>
+            <wp:docPr id="2" name="Picture 2"/>
+            <wp:cNvGraphicFramePr>
+              <a:graphicFrameLocks noChangeAspect="1"/>
+            </wp:cNvGraphicFramePr>
+            <a:graphic>
+              <a:graphicData uri="http://schemas.openxmlformats.org/drawingml/2006/picture">
+                <pic:pic>
+                  <pic:nvPicPr>
+                    <pic:cNvPr id="0" name="crossdating-idm-validation.png"/>
+                    <pic:cNvPicPr/>
+                  </pic:nvPicPr>
+                  <pic:blipFill>
+                    <a:blip r:embed="rId12"/>
+                    <a:stretch>
+                      <a:fillRect/>
+                    </a:stretch>
+                  </pic:blipFill>
+                  <pic:spPr>
+                    <a:xfrm>
+                      <a:off x="0" y="0"/>
+                      <a:ext cx="5687568" cy="3728517"/>
+                    </a:xfrm>
+                    <a:prstGeom prst="rect"/>
+                  </pic:spPr>
+                </pic:pic>
+              </a:graphicData>
+            </a:graphic>
+          </wp:inline>
+        </w:drawing>
+      </w:r>
+    </w:p>
+    <w:p>
+      <w:pPr>
+        <w:pStyle w:val="Caption"/>
+      </w:pPr>
+      <w:r>
+        <w:rPr>
+          <w:rFonts w:ascii="Calibri" w:hAnsi="Calibri"/>
+          <w:color w:val="000000"/>
+          <w:sz w:val="22"/>
+        </w:rPr>
+        <w:t>Fig. 2. Code-based verification outputs. Left: internal flagged-segment counts for supplied raw and crossdated RWL pairs. Right: COFECHA sidecar validation of the eight supplied crossdated files. Seven files returned zero A/problem flags; EBD retained one flagged series (EBD011). The bottom panel lists synthetic and structural checks executed by the repository scripts. These results demonstrate software behavior on the included fixtures and do not substitute for a blinded field-performance evaluation.</w:t>
+      </w:r>
+    </w:p>
+    <w:p>
+      <w:pPr/>
+      <w:r>
+        <w:rPr>
+          <w:rFonts w:ascii="Calibri" w:hAnsi="Calibri"/>
+          <w:color w:val="000000"/>
+          <w:sz w:val="22"/>
+        </w:rPr>
+        <w:t xml:space="preserve">The synthetic crossdating script verifies a correctly aligned target, a missing ring near 1990, a false ring at 1965, a global shift of -10 years, a whole-series correction of -4 years, and partial-range shifts of -5 and -16 years. It also checks candidate ranking fields and stale-candidate behavior after application. The dynamic-reference script verifies PART 6 classification in a synthetic example with five </w:t>
       </w:r>
       <w:r>
         <w:rPr>
@@ -472,7 +1567,7 @@
           <w:color w:val="000000"/>
           <w:sz w:val="22"/>
         </w:rPr>
-        <w:t xml:space="preserve">; series with an A flag are retained as </w:t>
+        <w:t xml:space="preserve"> and two </w:t>
       </w:r>
       <w:r>
         <w:rPr>
@@ -488,23 +1583,7 @@
           <w:color w:val="000000"/>
           <w:sz w:val="22"/>
         </w:rPr>
-        <w:t xml:space="preserve"> inspection targets. Only </w:t>
-      </w:r>
-      <w:r>
-        <w:rPr>
-          <w:rFonts w:ascii="Calibri" w:hAnsi="Calibri"/>
-          <w:color w:val="1F4D78"/>
-          <w:sz w:val="20"/>
-        </w:rPr>
-        <w:t>anchor_pass</w:t>
-      </w:r>
-      <w:r>
-        <w:rPr>
-          <w:rFonts w:ascii="Calibri" w:hAnsi="Calibri"/>
-          <w:color w:val="000000"/>
-          <w:sz w:val="22"/>
-        </w:rPr>
-        <w:t xml:space="preserve"> series contribute to the dynamic reference. Each contributing series undergoes a 32-year, 50%-frequency-response cubic smoothing-spline detrending step, is converted to a ring-width index by dividing the raw value by the fitted spline, and is then prewhitened using an autoregressive model. The default processing includes a log transform; first differencing is configurable. Transformed values are averaged by calendar year and the resulting master is standardized to mean zero and standard deviation one. Zero values representing absent rings are excluded by default.</w:t>
+        <w:t xml:space="preserve"> series, yielding 57 reference points. The workspace-window script performs a server-side rendering smoke check of independent report and operation-log windows.</w:t>
       </w:r>
     </w:p>
     <w:p>
@@ -515,7 +1594,7 @@
           <w:color w:val="000000"/>
           <w:sz w:val="22"/>
         </w:rPr>
-        <w:t>This processing follows the practical distinction between an immediately interpretable raw-width comparison line and a standardized residual chronology appropriate for algorithmic comparison (Cook and Peters, 1981; Grissino-Mayer, 2001). The dynamic reference is associated with the COFECHA run and RWL hash from which it was produced. Any subsequent RWL edit marks it stale until COFECHA is rerun.</w:t>
+        <w:t>The direct COFECHA sidecar script provides a more conservative result. Of the eight supplied crossdated datasets, EBM, EBU, RDD, RDM, RDU, ZSD, and ZSL returned zero possible-problem flags; EBD returned one A/problem flag for EBD011. This unresolved result is retained here because a technical note should distinguish passing software execution from the scientific status of a supplied chronology.</w:t>
       </w:r>
     </w:p>
     <w:p>
@@ -523,7 +1602,7 @@
         <w:pStyle w:val="Heading1"/>
       </w:pPr>
       <w:r>
-        <w:t>4. Internal diagnosis and controlled corrections</w:t>
+        <w:t>5. Scope, limitations, and use</w:t>
       </w:r>
     </w:p>
     <w:p>
@@ -534,39 +1613,7 @@
           <w:color w:val="000000"/>
           <w:sz w:val="22"/>
         </w:rPr>
-        <w:t>The diagnostic engine (</w:t>
-      </w:r>
-      <w:r>
-        <w:rPr>
-          <w:rFonts w:ascii="Calibri" w:hAnsi="Calibri"/>
-          <w:color w:val="1F4D78"/>
-          <w:sz w:val="20"/>
-        </w:rPr>
-        <w:t>src/features/crossdating/diagnosis</w:t>
-      </w:r>
-      <w:r>
-        <w:rPr>
-          <w:rFonts w:ascii="Calibri" w:hAnsi="Calibri"/>
-          <w:color w:val="000000"/>
-          <w:sz w:val="22"/>
-        </w:rPr>
-        <w:t xml:space="preserve">) is a rapid, internal screening tool. It does not run COFECHA and it does not modify an RWL file. Its work is dispatched from </w:t>
-      </w:r>
-      <w:r>
-        <w:rPr>
-          <w:rFonts w:ascii="Calibri" w:hAnsi="Calibri"/>
-          <w:color w:val="1F4D78"/>
-          <w:sz w:val="20"/>
-        </w:rPr>
-        <w:t>useHomeWorkspace.ts</w:t>
-      </w:r>
-      <w:r>
-        <w:rPr>
-          <w:rFonts w:ascii="Calibri" w:hAnsi="Calibri"/>
-          <w:color w:val="000000"/>
-          <w:sz w:val="22"/>
-        </w:rPr>
-        <w:t xml:space="preserve"> to a Web Worker so that chart and grid interaction remain responsive.</w:t>
+        <w:t>Crossdating IDM is intended to reduce the distance between an observed discrepancy and a reviewable, reversible action. It does not replace visual crossdating, site knowledge, or external COFECHA interpretation. The candidate engine can prioritize a plausible edit but cannot establish that an anomalous ring is biologically absent, false, or mismeasured. Likewise, the Bayesian MCMC option reports properties of the specified model and reference, rather than a universally calibrated date probability.</w:t>
       </w:r>
     </w:p>
     <w:p>
@@ -577,63 +1624,7 @@
           <w:color w:val="000000"/>
           <w:sz w:val="22"/>
         </w:rPr>
-        <w:t>For each target series, the engine constructs an eligible scoring reference that excludes the target. If an up-to-date COFECHA-pass dynamic reference is available, its residual chronology is used directly. The engine combines four complementary forms of evidence:</w:t>
-      </w:r>
-    </w:p>
-    <w:p>
-      <w:pPr>
-        <w:pStyle w:val="ListBullet"/>
-        <w:spacing w:after="80" w:line="290" w:lineRule="auto"/>
-      </w:pPr>
-      <w:r>
-        <w:rPr>
-          <w:rFonts w:ascii="Calibri" w:hAnsi="Calibri"/>
-          <w:color w:val="000000"/>
-          <w:sz w:val="22"/>
-        </w:rPr>
-        <w:t>Global sliding comparison searches a bounded range of whole-series lags, following the general logic of correlation-based crossdating.</w:t>
-      </w:r>
-    </w:p>
-    <w:p>
-      <w:pPr>
-        <w:pStyle w:val="ListBullet"/>
-        <w:spacing w:after="80" w:line="290" w:lineRule="auto"/>
-      </w:pPr>
-      <w:r>
-        <w:rPr>
-          <w:rFonts w:ascii="Calibri" w:hAnsi="Calibri"/>
-          <w:color w:val="000000"/>
-          <w:sz w:val="22"/>
-        </w:rPr>
-        <w:t>Segmented diagnosis examines correlations and lag behavior through the series, identifies problem segments, and detects patterns consistent with a local propagation of offset.</w:t>
-      </w:r>
-    </w:p>
-    <w:p>
-      <w:pPr>
-        <w:pStyle w:val="ListBullet"/>
-        <w:spacing w:after="80" w:line="290" w:lineRule="auto"/>
-      </w:pPr>
-      <w:r>
-        <w:rPr>
-          <w:rFonts w:ascii="Calibri" w:hAnsi="Calibri"/>
-          <w:color w:val="000000"/>
-          <w:sz w:val="22"/>
-        </w:rPr>
-        <w:t>Constrained local edit alignment evaluates limited missing-ring and false-ring alternatives near an evidence-supported location, rather than applying unrestricted dynamic time warping.</w:t>
-      </w:r>
-    </w:p>
-    <w:p>
-      <w:pPr>
-        <w:pStyle w:val="ListBullet"/>
-        <w:spacing w:after="80" w:line="290" w:lineRule="auto"/>
-      </w:pPr>
-      <w:r>
-        <w:rPr>
-          <w:rFonts w:ascii="Calibri" w:hAnsi="Calibri"/>
-          <w:color w:val="000000"/>
-          <w:sz w:val="22"/>
-        </w:rPr>
-        <w:t>Candidate evaluation compares pre- and post-edit segment and whole-series metrics, uses optional COFECHA segment-lag hints, and ranks surviving candidates with a relative-confidence score.</w:t>
+        <w:t>Several technical limits should be considered in use. The dynamic reference currently follows the COFECHA PART 3 master series path described above, while an alternative anchor-pass reconstruction exists but is not currently wired into the run-completion handler. Dynamic reference state is deliberately invalidated by a later RWL edit. COFECHA integration depends on the bundled Windows sidecars and on the expected VERYCOF.OUT layout. Although multiple input formats are parsed, Tucson is the currently registered unified export path. Finally, local persistence is keyed by file path in WebView local storage; it is useful for workspace recovery but should not be treated as an institutional archival system.</w:t>
       </w:r>
     </w:p>
     <w:p>
@@ -644,7 +1635,15 @@
           <w:color w:val="000000"/>
           <w:sz w:val="22"/>
         </w:rPr>
-        <w:t>The output is restricted to three executable edit families: insertion of a missing year, deletion of a false year, and batch movement of years. Batch movement can apply to a whole series or to a bounded selected range; partial-range moves retain both the selected and inferred missing-range evidence and are not rewritten as an arbitrary run of zero widths. Each candidate retains its algorithm source, evidence, candidate year or range, metrics before and after the proposed operation, rank, a probability-like relative score, and a confidence label. The probability-like value ranks internal alternatives; it is not a Bayesian posterior probability.</w:t>
+        <w:t>Future evaluation should test the system with independently crossdated material spanning taxa, regions, chronology lengths, replication levels, and signal strengths. A suitable study would predefine error classes, conceal reference answers from evaluators, compare candidate precision and recall with expert review, and assess how often accepted edits improve both local and external COFECHA evidence.</w:t>
+      </w:r>
+    </w:p>
+    <w:p>
+      <w:pPr>
+        <w:pStyle w:val="Heading1"/>
+      </w:pPr>
+      <w:r>
+        <w:t>6. Conclusions</w:t>
       </w:r>
     </w:p>
     <w:p>
@@ -655,39 +1654,7 @@
           <w:color w:val="000000"/>
           <w:sz w:val="22"/>
         </w:rPr>
-        <w:t xml:space="preserve">Users must explicitly accept an individual candidate. The accepted operation is logged as </w:t>
-      </w:r>
-      <w:r>
-        <w:rPr>
-          <w:rFonts w:ascii="Calibri" w:hAnsi="Calibri"/>
-          <w:color w:val="1F4D78"/>
-          <w:sz w:val="20"/>
-        </w:rPr>
-        <w:t>auto-suggested</w:t>
-      </w:r>
-      <w:r>
-        <w:rPr>
-          <w:rFonts w:ascii="Calibri" w:hAnsi="Calibri"/>
-          <w:color w:val="000000"/>
-          <w:sz w:val="22"/>
-        </w:rPr>
-        <w:t xml:space="preserve">, but it uses the same </w:t>
-      </w:r>
-      <w:r>
-        <w:rPr>
-          <w:rFonts w:ascii="Calibri" w:hAnsi="Calibri"/>
-          <w:color w:val="1F4D78"/>
-          <w:sz w:val="20"/>
-        </w:rPr>
-        <w:t>RwlEditor</w:t>
-      </w:r>
-      <w:r>
-        <w:rPr>
-          <w:rFonts w:ascii="Calibri" w:hAnsi="Calibri"/>
-          <w:color w:val="000000"/>
-          <w:sz w:val="22"/>
-        </w:rPr>
-        <w:t xml:space="preserve"> method as a manual operation. The program then marks all earlier candidates stale and reruns the diagnosis against the revised working data. This one-at-a-time rule prevents a chain of automated modifications from being applied without review.</w:t>
+        <w:t>Crossdating IDM integrates RWL parsing, working-state editing, visual comparison, COFECHA execution, report navigation, candidate-based diagnosis, and optional Bayesian start-year analysis within one desktop workspace. Its principal contribution is traceability: the raw baseline, current working data, diagnostic evidence, accepted edits, and COFECHA output remain connected rather than being passed between unrelated tools. By restricting suggested changes to inspectable operations and requiring user acceptance, the application supports iterative crossdating review without presenting internal diagnostics as final dendrochronological decisions.</w:t>
       </w:r>
     </w:p>
     <w:p>
@@ -695,7 +1662,7 @@
         <w:pStyle w:val="Heading1"/>
       </w:pPr>
       <w:r>
-        <w:t>5. COFECHA integration and result retention</w:t>
+        <w:t>Data and software availability</w:t>
       </w:r>
     </w:p>
     <w:p>
@@ -706,39 +1673,15 @@
           <w:color w:val="000000"/>
           <w:sz w:val="22"/>
         </w:rPr>
-        <w:t xml:space="preserve">COFECHA remains the external quality-control step. When a user saves or explicitly runs COFECHA, the application exports the current working RWL rather than an obsolete input copy. </w:t>
+        <w:t>The source repository location, software release identifier, licence, and persistent archive DOI must be supplied by the submitting authors before submission. The codebase examined for this draft contains the TypeScript/React/Tauri application, Rust Bayesian-MCMC command, validation scripts, and supplied RWL fixtures. The test data should be checked for redistribution permissions before public release.</w:t>
       </w:r>
+    </w:p>
+    <w:p>
+      <w:pPr>
+        <w:pStyle w:val="Heading1"/>
+      </w:pPr>
       <w:r>
-        <w:rPr>
-          <w:rFonts w:ascii="Calibri" w:hAnsi="Calibri"/>
-          <w:color w:val="1F4D78"/>
-          <w:sz w:val="20"/>
-        </w:rPr>
-        <w:t>src/services/cofecha/runner.ts</w:t>
-      </w:r>
-      <w:r>
-        <w:rPr>
-          <w:rFonts w:ascii="Calibri" w:hAnsi="Calibri"/>
-          <w:color w:val="000000"/>
-          <w:sz w:val="22"/>
-        </w:rPr>
-        <w:t xml:space="preserve"> clears the application-data </w:t>
-      </w:r>
-      <w:r>
-        <w:rPr>
-          <w:rFonts w:ascii="Calibri" w:hAnsi="Calibri"/>
-          <w:color w:val="1F4D78"/>
-          <w:sz w:val="20"/>
-        </w:rPr>
-        <w:t>cofecha-work</w:t>
-      </w:r>
-      <w:r>
-        <w:rPr>
-          <w:rFonts w:ascii="Calibri" w:hAnsi="Calibri"/>
-          <w:color w:val="000000"/>
-          <w:sz w:val="22"/>
-        </w:rPr>
-        <w:t xml:space="preserve"> directory, writes an input RWL, starts the selected COFECHA sidecar, and reads VERYCOF.OUT. The application currently provides sidecar selection for COFECHA, COFECHA12K, and COFECHA Win variants that share the expected input/output protocol.</w:t>
+        <w:t>CRediT authorship contribution statement</w:t>
       </w:r>
     </w:p>
     <w:p>
@@ -749,39 +1692,7 @@
           <w:color w:val="000000"/>
           <w:sz w:val="22"/>
         </w:rPr>
-        <w:t xml:space="preserve">The runner handles a practical interoperability issue: non-ASCII input file names are replaced with an ASCII working name for the sidecar and restored in the displayed output where possible. The output text is parsed by </w:t>
-      </w:r>
-      <w:r>
-        <w:rPr>
-          <w:rFonts w:ascii="Calibri" w:hAnsi="Calibri"/>
-          <w:color w:val="1F4D78"/>
-          <w:sz w:val="20"/>
-        </w:rPr>
-        <w:t>src/features/cofecha/formatter.ts</w:t>
-      </w:r>
-      <w:r>
-        <w:rPr>
-          <w:rFonts w:ascii="Calibri" w:hAnsi="Calibri"/>
-          <w:color w:val="000000"/>
-          <w:sz w:val="22"/>
-        </w:rPr>
-        <w:t xml:space="preserve">, persisted by source-file path with the current workspace, and made available to the chart, operation-log view, and diagnostic engine. A Rust command, </w:t>
-      </w:r>
-      <w:r>
-        <w:rPr>
-          <w:rFonts w:ascii="Calibri" w:hAnsi="Calibri"/>
-          <w:color w:val="1F4D78"/>
-          <w:sz w:val="20"/>
-        </w:rPr>
-        <w:t>write_out_next_to_rwl</w:t>
-      </w:r>
-      <w:r>
-        <w:rPr>
-          <w:rFonts w:ascii="Calibri" w:hAnsi="Calibri"/>
-          <w:color w:val="000000"/>
-          <w:sz w:val="22"/>
-        </w:rPr>
-        <w:t>, additionally writes an OUT copy beside the source RWL when that location is writable. Keeping the OUT text and the working-state log together makes later review possible without treating the internal diagnosis as equivalent to COFECHA.</w:t>
+        <w:t>To be completed by the submitting authors.</w:t>
       </w:r>
     </w:p>
     <w:p>
@@ -789,7 +1700,7 @@
         <w:pStyle w:val="Heading1"/>
       </w:pPr>
       <w:r>
-        <w:t>6. Software verification</w:t>
+        <w:t>Declaration of competing interest</w:t>
       </w:r>
     </w:p>
     <w:p>
@@ -800,356 +1711,7 @@
           <w:color w:val="000000"/>
           <w:sz w:val="22"/>
         </w:rPr>
-        <w:t xml:space="preserve">The repository contains executable validation scripts rather than a claim of a completed field-performance study. On 26 June 2026, the aggregate command </w:t>
-      </w:r>
-      <w:r>
-        <w:rPr>
-          <w:rFonts w:ascii="Calibri" w:hAnsi="Calibri"/>
-          <w:color w:val="1F4D78"/>
-          <w:sz w:val="20"/>
-        </w:rPr>
-        <w:t>npm run validate</w:t>
-      </w:r>
-      <w:r>
-        <w:rPr>
-          <w:rFonts w:ascii="Calibri" w:hAnsi="Calibri"/>
-          <w:color w:val="000000"/>
-          <w:sz w:val="22"/>
-        </w:rPr>
-        <w:t xml:space="preserve"> completed successfully. It ran four checks.</w:t>
-      </w:r>
-    </w:p>
-    <w:p>
-      <w:pPr/>
-      <w:r>
-        <w:rPr>
-          <w:rFonts w:ascii="Calibri" w:hAnsi="Calibri"/>
-          <w:color w:val="000000"/>
-          <w:sz w:val="22"/>
-        </w:rPr>
-        <w:t xml:space="preserve">First, </w:t>
-      </w:r>
-      <w:r>
-        <w:rPr>
-          <w:rFonts w:ascii="Calibri" w:hAnsi="Calibri"/>
-          <w:color w:val="1F4D78"/>
-          <w:sz w:val="20"/>
-        </w:rPr>
-        <w:t>validate:samples</w:t>
-      </w:r>
-      <w:r>
-        <w:rPr>
-          <w:rFonts w:ascii="Calibri" w:hAnsi="Calibri"/>
-          <w:color w:val="000000"/>
-          <w:sz w:val="22"/>
-        </w:rPr>
-        <w:t xml:space="preserve"> processed eight paired raw/crossdated sample sites (EBD, EBM, EBU, RDD, RDM, RDU, ZSD, and ZSL). Across these files, the internal issue-segment count decreased from 778 for the raw versions to 52 for the supplied crossdated versions; the number of generated candidates decreased from 529 to 14. These counts describe the behavior of the internal screening metric on the repository samples only. They are not sensitivity, specificity, or an independent estimate of crossdating accuracy.</w:t>
-      </w:r>
-    </w:p>
-    <w:p>
-      <w:pPr/>
-      <w:r>
-        <w:rPr>
-          <w:rFonts w:ascii="Calibri" w:hAnsi="Calibri"/>
-          <w:color w:val="000000"/>
-          <w:sz w:val="22"/>
-        </w:rPr>
-        <w:t xml:space="preserve">Second, </w:t>
-      </w:r>
-      <w:r>
-        <w:rPr>
-          <w:rFonts w:ascii="Calibri" w:hAnsi="Calibri"/>
-          <w:color w:val="1F4D78"/>
-          <w:sz w:val="20"/>
-        </w:rPr>
-        <w:t>validate:auto-crossdating</w:t>
-      </w:r>
-      <w:r>
-        <w:rPr>
-          <w:rFonts w:ascii="Calibri" w:hAnsi="Calibri"/>
-          <w:color w:val="000000"/>
-          <w:sz w:val="22"/>
-        </w:rPr>
-        <w:t xml:space="preserve"> checked synthetic scenarios for a clean target, a missing ring, a false ring, a global shift, a whole-series move, and two partial-range moves. The scripted checks verified, among other properties, recognition of a missing-ring candidate at 1990, a false-ring candidate at 1965, a global lag of -10, a whole-series shift of -4, and selected partial movements of -5 and -16 years. It also verified that accepting a candidate marks prior alternatives stale.</w:t>
-      </w:r>
-    </w:p>
-    <w:p>
-      <w:pPr/>
-      <w:r>
-        <w:rPr>
-          <w:rFonts w:ascii="Calibri" w:hAnsi="Calibri"/>
-          <w:color w:val="000000"/>
-          <w:sz w:val="22"/>
-        </w:rPr>
-        <w:t xml:space="preserve">Third, </w:t>
-      </w:r>
-      <w:r>
-        <w:rPr>
-          <w:rFonts w:ascii="Calibri" w:hAnsi="Calibri"/>
-          <w:color w:val="1F4D78"/>
-          <w:sz w:val="20"/>
-        </w:rPr>
-        <w:t>validate:cofecha-reference</w:t>
-      </w:r>
-      <w:r>
-        <w:rPr>
-          <w:rFonts w:ascii="Calibri" w:hAnsi="Calibri"/>
-          <w:color w:val="000000"/>
-          <w:sz w:val="22"/>
-        </w:rPr>
-        <w:t xml:space="preserve"> checked the PART 6 classification and dynamic-reference workflow in a synthetic case, producing five </w:t>
-      </w:r>
-      <w:r>
-        <w:rPr>
-          <w:rFonts w:ascii="Calibri" w:hAnsi="Calibri"/>
-          <w:color w:val="1F4D78"/>
-          <w:sz w:val="20"/>
-        </w:rPr>
-        <w:t>anchor_pass</w:t>
-      </w:r>
-      <w:r>
-        <w:rPr>
-          <w:rFonts w:ascii="Calibri" w:hAnsi="Calibri"/>
-          <w:color w:val="000000"/>
-          <w:sz w:val="22"/>
-        </w:rPr>
-        <w:t xml:space="preserve"> series, two </w:t>
-      </w:r>
-      <w:r>
-        <w:rPr>
-          <w:rFonts w:ascii="Calibri" w:hAnsi="Calibri"/>
-          <w:color w:val="1F4D78"/>
-          <w:sz w:val="20"/>
-        </w:rPr>
-        <w:t>candidate_flagged</w:t>
-      </w:r>
-      <w:r>
-        <w:rPr>
-          <w:rFonts w:ascii="Calibri" w:hAnsi="Calibri"/>
-          <w:color w:val="000000"/>
-          <w:sz w:val="22"/>
-        </w:rPr>
-        <w:t xml:space="preserve"> series, and 57 reference points. The test verifies the intended classification and final standardization path. Finally, </w:t>
-      </w:r>
-      <w:r>
-        <w:rPr>
-          <w:rFonts w:ascii="Calibri" w:hAnsi="Calibri"/>
-          <w:color w:val="1F4D78"/>
-          <w:sz w:val="20"/>
-        </w:rPr>
-        <w:t>validate:workspace-windows</w:t>
-      </w:r>
-      <w:r>
-        <w:rPr>
-          <w:rFonts w:ascii="Calibri" w:hAnsi="Calibri"/>
-          <w:color w:val="000000"/>
-          <w:sz w:val="22"/>
-        </w:rPr>
-        <w:t xml:space="preserve"> completed a server-side rendering smoke check of the independent workspace windows and their bridge constants.</w:t>
-      </w:r>
-    </w:p>
-    <w:p>
-      <w:pPr/>
-      <w:r>
-        <w:rPr>
-          <w:rFonts w:ascii="Calibri" w:hAnsi="Calibri"/>
-          <w:color w:val="000000"/>
-          <w:sz w:val="22"/>
-        </w:rPr>
-        <w:t>These checks establish regression coverage for parsing, state transfer, constrained edit behavior, reference construction, and key user-interface boundaries. A future evaluation should use independently crossdated material from multiple taxa, regions, and signal strengths; report candidate precision and recall by error type; compare accepted edits against blinded expert assessments; and evaluate behavior on incomplete, low-replication, and non-Tucson input data.</w:t>
-      </w:r>
-    </w:p>
-    <w:p>
-      <w:pPr>
-        <w:pStyle w:val="Heading1"/>
-      </w:pPr>
-      <w:r>
-        <w:t>7. Availability, requirements, and limitations</w:t>
-      </w:r>
-    </w:p>
-    <w:p>
-      <w:pPr/>
-      <w:r>
-        <w:rPr>
-          <w:rFonts w:ascii="Calibri" w:hAnsi="Calibri"/>
-          <w:color w:val="000000"/>
-          <w:sz w:val="22"/>
-        </w:rPr>
-        <w:t xml:space="preserve">The current software version is 1.0.0. The source tree includes the application, validation scripts, sample material, and Windows-targeted COFECHA sidecars. Development requires Node.js and npm; Tauri development also requires the standard Rust/Tauri toolchain. Core commands are </w:t>
-      </w:r>
-      <w:r>
-        <w:rPr>
-          <w:rFonts w:ascii="Calibri" w:hAnsi="Calibri"/>
-          <w:color w:val="1F4D78"/>
-          <w:sz w:val="20"/>
-        </w:rPr>
-        <w:t>npm run tauri</w:t>
-      </w:r>
-      <w:r>
-        <w:rPr>
-          <w:rFonts w:ascii="Calibri" w:hAnsi="Calibri"/>
-          <w:color w:val="000000"/>
-          <w:sz w:val="22"/>
-        </w:rPr>
-        <w:t xml:space="preserve">, </w:t>
-      </w:r>
-      <w:r>
-        <w:rPr>
-          <w:rFonts w:ascii="Calibri" w:hAnsi="Calibri"/>
-          <w:color w:val="1F4D78"/>
-          <w:sz w:val="20"/>
-        </w:rPr>
-        <w:t>npm run build</w:t>
-      </w:r>
-      <w:r>
-        <w:rPr>
-          <w:rFonts w:ascii="Calibri" w:hAnsi="Calibri"/>
-          <w:color w:val="000000"/>
-          <w:sz w:val="22"/>
-        </w:rPr>
-        <w:t xml:space="preserve">, and </w:t>
-      </w:r>
-      <w:r>
-        <w:rPr>
-          <w:rFonts w:ascii="Calibri" w:hAnsi="Calibri"/>
-          <w:color w:val="1F4D78"/>
-          <w:sz w:val="20"/>
-        </w:rPr>
-        <w:t>npm run validate</w:t>
-      </w:r>
-      <w:r>
-        <w:rPr>
-          <w:rFonts w:ascii="Calibri" w:hAnsi="Calibri"/>
-          <w:color w:val="000000"/>
-          <w:sz w:val="22"/>
-        </w:rPr>
-        <w:t>. The source repository URL, release tag, licence statement, archival DOI, and author contact information should be added by the submitting authors before journal submission.</w:t>
-      </w:r>
-    </w:p>
-    <w:p>
-      <w:pPr/>
-      <w:r>
-        <w:rPr>
-          <w:rFonts w:ascii="Calibri" w:hAnsi="Calibri"/>
-          <w:color w:val="000000"/>
-          <w:sz w:val="22"/>
-        </w:rPr>
-        <w:t>Several limitations are intentional. The diagnostic engine is advisory and cannot establish a final date. A candidate's relative confidence is a ranking aid, not a calibrated probability. The COFECHA-pass reference depends on the most recent compatible COFECHA run and is deliberately invalidated by later data edits. Although multiple input parsers are available, full transparent export is currently registered for Tucson format, so workflows using another imported representation should confirm the export path before replacing an original file. Finally, no unconstrained dynamic time-warping method is used as the primary correction mechanism, because its flexibility would weaken the auditability of proposed edits.</w:t>
-      </w:r>
-    </w:p>
-    <w:p>
-      <w:pPr>
-        <w:pStyle w:val="Heading1"/>
-      </w:pPr>
-      <w:r>
-        <w:t>8. Conclusions</w:t>
-      </w:r>
-    </w:p>
-    <w:p>
-      <w:pPr/>
-      <w:r>
-        <w:rPr>
-          <w:rFonts w:ascii="Calibri" w:hAnsi="Calibri"/>
-          <w:color w:val="000000"/>
-          <w:sz w:val="22"/>
-        </w:rPr>
-        <w:t>Crossdating IDM provides a focused desktop environment for RWL handling, visual comparison, audit-preserving editing, COFECHA execution, and constrained crossdating diagnosis. Its central design choice is to keep original data, derived references, diagnostic evidence, accepted edits, and external quality-control output distinct but connected. The software is most useful when it shortens the path from a suspicious segment to an expert reviewable hypothesis, while leaving final crossdating decisions and external validation in the hands of the dendrochronologist.</w:t>
-      </w:r>
-    </w:p>
-    <w:p>
-      <w:pPr>
-        <w:pStyle w:val="Heading1"/>
-      </w:pPr>
-      <w:r>
-        <w:t>Declarations</w:t>
-      </w:r>
-    </w:p>
-    <w:p>
-      <w:pPr>
-        <w:pStyle w:val="TechnicalNoteMetadata"/>
-      </w:pPr>
-      <w:r>
-        <w:rPr>
-          <w:rFonts w:ascii="Calibri" w:hAnsi="Calibri"/>
-          <w:b/>
-          <w:color w:val="595959"/>
-          <w:sz w:val="20"/>
-        </w:rPr>
-        <w:t xml:space="preserve">Funding: </w:t>
-      </w:r>
-      <w:r>
-        <w:rPr>
-          <w:rFonts w:ascii="Calibri" w:hAnsi="Calibri"/>
-          <w:color w:val="595959"/>
-          <w:sz w:val="20"/>
-        </w:rPr>
         <w:t>To be completed by the submitting authors.</w:t>
-      </w:r>
-    </w:p>
-    <w:p>
-      <w:pPr>
-        <w:pStyle w:val="TechnicalNoteMetadata"/>
-      </w:pPr>
-      <w:r>
-        <w:rPr>
-          <w:rFonts w:ascii="Calibri" w:hAnsi="Calibri"/>
-          <w:b/>
-          <w:color w:val="595959"/>
-          <w:sz w:val="20"/>
-        </w:rPr>
-        <w:t xml:space="preserve">Conflicts of interest: </w:t>
-      </w:r>
-      <w:r>
-        <w:rPr>
-          <w:rFonts w:ascii="Calibri" w:hAnsi="Calibri"/>
-          <w:color w:val="595959"/>
-          <w:sz w:val="20"/>
-        </w:rPr>
-        <w:t>To be completed by the submitting authors.</w:t>
-      </w:r>
-    </w:p>
-    <w:p>
-      <w:pPr>
-        <w:pStyle w:val="TechnicalNoteMetadata"/>
-      </w:pPr>
-      <w:r>
-        <w:rPr>
-          <w:rFonts w:ascii="Calibri" w:hAnsi="Calibri"/>
-          <w:b/>
-          <w:color w:val="595959"/>
-          <w:sz w:val="20"/>
-        </w:rPr>
-        <w:t xml:space="preserve">Data availability: </w:t>
-      </w:r>
-      <w:r>
-        <w:rPr>
-          <w:rFonts w:ascii="Calibri" w:hAnsi="Calibri"/>
-          <w:color w:val="595959"/>
-          <w:sz w:val="20"/>
-        </w:rPr>
-        <w:t>The repository validation data are distributed within the project tree. Any restrictions on redistribution, and a persistent software archive, should be stated by the submitting authors.</w:t>
-      </w:r>
-    </w:p>
-    <w:p>
-      <w:pPr>
-        <w:pStyle w:val="TechnicalNoteMetadata"/>
-      </w:pPr>
-      <w:r>
-        <w:rPr>
-          <w:rFonts w:ascii="Calibri" w:hAnsi="Calibri"/>
-          <w:b/>
-          <w:color w:val="595959"/>
-          <w:sz w:val="20"/>
-        </w:rPr>
-        <w:t xml:space="preserve">Code availability: </w:t>
-      </w:r>
-      <w:r>
-        <w:rPr>
-          <w:rFonts w:ascii="Calibri" w:hAnsi="Calibri"/>
-          <w:color w:val="595959"/>
-          <w:sz w:val="20"/>
-        </w:rPr>
-        <w:t>The source repository URL, release identifier, and licence should be supplied by the submitting authors.</w:t>
       </w:r>
     </w:p>
     <w:p>
@@ -1171,19 +1733,6 @@
           <w:sz w:val="20"/>
         </w:rPr>
         <w:t>Baillie, M.G.L., Pilcher, J.R., 1973. A simple crossdating program for tree-ring research. Tree-Ring Bulletin 33, 7-14.</w:t>
-      </w:r>
-    </w:p>
-    <w:p>
-      <w:pPr>
-        <w:pStyle w:val="TechnicalNoteReferences"/>
-      </w:pPr>
-      <w:r>
-        <w:rPr>
-          <w:rFonts w:ascii="Calibri" w:hAnsi="Calibri"/>
-          <w:color w:val="000000"/>
-          <w:sz w:val="20"/>
-        </w:rPr>
-        <w:t>Cook, E.R., Peters, K., 1981. The smoothing spline: a new approach to standardizing forest interior tree-ring width series for dendroclimatic studies. Tree-Ring Bulletin 41, 45-53.</w:t>
       </w:r>
     </w:p>
     <w:p>
@@ -2473,13 +3022,15 @@
     <w:qFormat/>
     <w:rsid w:val="00FC693F"/>
     <w:pPr>
-      <w:spacing w:line="240" w:lineRule="auto"/>
+      <w:spacing w:line="264" w:lineRule="auto" w:before="80" w:after="200"/>
+      <w:jc w:val="left"/>
     </w:pPr>
     <w:rPr>
-      <w:b/>
+      <w:rFonts w:ascii="Calibri" w:hAnsi="Calibri"/>
+      <w:b w:val="0"/>
       <w:bCs/>
-      <w:color w:val="4F81BD" w:themeColor="accent1"/>
-      <w:sz w:val="18"/>
+      <w:color w:val="595959"/>
+      <w:sz w:val="19"/>
       <w:szCs w:val="18"/>
     </w:rPr>
   </w:style>
